--- a/examples/PM03_OD-2501/РП_ПМ.03_ОД-2501_с_ФОС.docx
+++ b/examples/PM03_OD-2501/РП_ПМ.03_ОД-2501_с_ФОС.docx
@@ -10264,10 +10264,12 @@
             <w:r>
               <w:rPr>
                 <w:rFonts w:ascii="Times New Roman" w:cs="Times New Roman" w:eastAsia="Times New Roman" w:hAnsi="Times New Roman"/>
-                <w:sz w:val="22"/>
-                <w:szCs w:val="22"/>
-              </w:rPr>
-              <w:t xml:space="preserve">7. Средства обработки документов</w:t>
+                <w:b/>
+                <w:bCs/>
+                <w:sz w:val="22"/>
+                <w:szCs w:val="22"/>
+              </w:rPr>
+              <w:t xml:space="preserve">Самостоятельная работа обучающихся:</w:t>
             </w:r>
           </w:p>
         </w:tc>
@@ -10290,6 +10292,8 @@
             <w:r>
               <w:rPr>
                 <w:rFonts w:ascii="Times New Roman" w:cs="Times New Roman" w:eastAsia="Times New Roman" w:hAnsi="Times New Roman"/>
+                <w:b/>
+                <w:bCs/>
                 <w:sz w:val="22"/>
                 <w:szCs w:val="22"/>
               </w:rPr>
@@ -10333,7 +10337,7 @@
                 <w:sz w:val="22"/>
                 <w:szCs w:val="22"/>
               </w:rPr>
-              <w:t xml:space="preserve">8. Практическая работа № 3. Средства обработки документов</w:t>
+              <w:t xml:space="preserve">– Внеаудиторная самостоятельная работа №1: Подготовка отчета по практическим работам Пр. р._1 и Пр.р._2</w:t>
             </w:r>
           </w:p>
         </w:tc>
@@ -10359,7 +10363,7 @@
                 <w:sz w:val="22"/>
                 <w:szCs w:val="22"/>
               </w:rPr>
-              <w:t xml:space="preserve">2</w:t>
+              <w:t xml:space="preserve"/>
             </w:r>
           </w:p>
         </w:tc>
@@ -10399,7 +10403,7 @@
                 <w:sz w:val="22"/>
                 <w:szCs w:val="22"/>
               </w:rPr>
-              <w:t xml:space="preserve">9. Средства административно-управленческой связи</w:t>
+              <w:t xml:space="preserve">7. Средства обработки документов</w:t>
             </w:r>
           </w:p>
         </w:tc>
@@ -10465,7 +10469,7 @@
                 <w:sz w:val="22"/>
                 <w:szCs w:val="22"/>
               </w:rPr>
-              <w:t xml:space="preserve">10. Практическая работа № 4. Средства административно-управленческой связи</w:t>
+              <w:t xml:space="preserve">8. Практическая работа № 3. Средства обработки документов</w:t>
             </w:r>
           </w:p>
         </w:tc>
@@ -10531,7 +10535,7 @@
                 <w:sz w:val="22"/>
                 <w:szCs w:val="22"/>
               </w:rPr>
-              <w:t xml:space="preserve">11. Принтеры и сканеры</w:t>
+              <w:t xml:space="preserve">9. Средства административно-управленческой связи</w:t>
             </w:r>
           </w:p>
         </w:tc>
@@ -10597,7 +10601,7 @@
                 <w:sz w:val="22"/>
                 <w:szCs w:val="22"/>
               </w:rPr>
-              <w:t xml:space="preserve">12. Демонстрационная техника</w:t>
+              <w:t xml:space="preserve">10. Практическая работа № 4. Средства административно-управленческой связи</w:t>
             </w:r>
           </w:p>
         </w:tc>
@@ -10660,10 +10664,12 @@
             <w:r>
               <w:rPr>
                 <w:rFonts w:ascii="Times New Roman" w:cs="Times New Roman" w:eastAsia="Times New Roman" w:hAnsi="Times New Roman"/>
-                <w:sz w:val="22"/>
-                <w:szCs w:val="22"/>
-              </w:rPr>
-              <w:t xml:space="preserve">13. Практическая работа № 5. Принтеры и сканеры. Демонстрационная техника</w:t>
+                <w:b/>
+                <w:bCs/>
+                <w:sz w:val="22"/>
+                <w:szCs w:val="22"/>
+              </w:rPr>
+              <w:t xml:space="preserve">Самостоятельная работа обучающихся:</w:t>
             </w:r>
           </w:p>
         </w:tc>
@@ -10686,6 +10692,8 @@
             <w:r>
               <w:rPr>
                 <w:rFonts w:ascii="Times New Roman" w:cs="Times New Roman" w:eastAsia="Times New Roman" w:hAnsi="Times New Roman"/>
+                <w:b/>
+                <w:bCs/>
                 <w:sz w:val="22"/>
                 <w:szCs w:val="22"/>
               </w:rPr>
@@ -10729,7 +10737,7 @@
                 <w:sz w:val="22"/>
                 <w:szCs w:val="22"/>
               </w:rPr>
-              <w:t xml:space="preserve">14. Программно-технические средства управления</w:t>
+              <w:t xml:space="preserve">– Внеаудиторная самостоятельная работа №2: Подготовка отчета по практическим работам Пр. р._3 и Пр.р._4</w:t>
             </w:r>
           </w:p>
         </w:tc>
@@ -10755,7 +10763,7 @@
                 <w:sz w:val="22"/>
                 <w:szCs w:val="22"/>
               </w:rPr>
-              <w:t xml:space="preserve">2</w:t>
+              <w:t xml:space="preserve"/>
             </w:r>
           </w:p>
         </w:tc>
@@ -10795,7 +10803,7 @@
                 <w:sz w:val="22"/>
                 <w:szCs w:val="22"/>
               </w:rPr>
-              <w:t xml:space="preserve">15. Устройство персонального компьютера: комплектующие и принципы работы</w:t>
+              <w:t xml:space="preserve">11. Принтеры и сканеры</w:t>
             </w:r>
           </w:p>
         </w:tc>
@@ -10861,7 +10869,7 @@
                 <w:sz w:val="22"/>
                 <w:szCs w:val="22"/>
               </w:rPr>
-              <w:t xml:space="preserve">16. Практическая работа № 6. Устройство ПК. Дифференцированный зачёт</w:t>
+              <w:t xml:space="preserve">12. Демонстрационная техника</w:t>
             </w:r>
           </w:p>
         </w:tc>
@@ -10924,6 +10932,72 @@
             <w:r>
               <w:rPr>
                 <w:rFonts w:ascii="Times New Roman" w:cs="Times New Roman" w:eastAsia="Times New Roman" w:hAnsi="Times New Roman"/>
+                <w:sz w:val="22"/>
+                <w:szCs w:val="22"/>
+              </w:rPr>
+              <w:t xml:space="preserve">13. Практическая работа № 5. Принтеры и сканеры. Демонстрационная техника</w:t>
+            </w:r>
+          </w:p>
+        </w:tc>
+        <w:tc>
+          <w:tcPr>
+            <w:tcW w:type="dxa" w:w="1134"/>
+            <w:tcMar>
+              <w:top w:type="dxa" w:w="40"/>
+              <w:left w:type="dxa" w:w="80"/>
+              <w:bottom w:type="dxa" w:w="40"/>
+              <w:right w:type="dxa" w:w="80"/>
+            </w:tcMar>
+            <w:vAlign w:val="top"/>
+          </w:tcPr>
+          <w:p>
+            <w:pPr>
+              <w:spacing w:line="240"/>
+              <w:jc w:val="center"/>
+            </w:pPr>
+            <w:r>
+              <w:rPr>
+                <w:rFonts w:ascii="Times New Roman" w:cs="Times New Roman" w:eastAsia="Times New Roman" w:hAnsi="Times New Roman"/>
+                <w:sz w:val="22"/>
+                <w:szCs w:val="22"/>
+              </w:rPr>
+              <w:t xml:space="preserve">2</w:t>
+            </w:r>
+          </w:p>
+        </w:tc>
+        <w:tc>
+          <w:tcPr>
+            <w:vMerge w:val="continue"/>
+          </w:tcPr>
+          <w:p/>
+        </w:tc>
+      </w:tr>
+      <w:tr>
+        <w:tc>
+          <w:tcPr>
+            <w:vMerge w:val="continue"/>
+          </w:tcPr>
+          <w:p/>
+        </w:tc>
+        <w:tc>
+          <w:tcPr>
+            <w:tcW w:type="dxa" w:w="7936"/>
+            <w:tcMar>
+              <w:top w:type="dxa" w:w="40"/>
+              <w:left w:type="dxa" w:w="80"/>
+              <w:bottom w:type="dxa" w:w="40"/>
+              <w:right w:type="dxa" w:w="80"/>
+            </w:tcMar>
+            <w:vAlign w:val="top"/>
+          </w:tcPr>
+          <w:p>
+            <w:pPr>
+              <w:spacing w:line="240"/>
+              <w:jc w:val="left"/>
+            </w:pPr>
+            <w:r>
+              <w:rPr>
+                <w:rFonts w:ascii="Times New Roman" w:cs="Times New Roman" w:eastAsia="Times New Roman" w:hAnsi="Times New Roman"/>
                 <w:b/>
                 <w:bCs/>
                 <w:sz w:val="22"/>
@@ -10957,7 +11031,7 @@
                 <w:sz w:val="22"/>
                 <w:szCs w:val="22"/>
               </w:rPr>
-              <w:t xml:space="preserve">8</w:t>
+              <w:t xml:space="preserve">2</w:t>
             </w:r>
           </w:p>
         </w:tc>
@@ -10997,7 +11071,7 @@
                 <w:sz w:val="22"/>
                 <w:szCs w:val="22"/>
               </w:rPr>
-              <w:t xml:space="preserve">– Внеаудиторная самостоятельная работа №1: Подготовка отчета по практическим работам Пр. р._1 и Пр.р._2</w:t>
+              <w:t xml:space="preserve">– Внеаудиторная самостоятельная работа №3: Подготовка отчета по практической работе Пр. р._5</w:t>
             </w:r>
           </w:p>
         </w:tc>
@@ -11023,7 +11097,7 @@
                 <w:sz w:val="22"/>
                 <w:szCs w:val="22"/>
               </w:rPr>
-              <w:t xml:space="preserve">2</w:t>
+              <w:t xml:space="preserve"/>
             </w:r>
           </w:p>
         </w:tc>
@@ -11063,7 +11137,7 @@
                 <w:sz w:val="22"/>
                 <w:szCs w:val="22"/>
               </w:rPr>
-              <w:t xml:space="preserve">– Внеаудиторная самостоятельная работа №2: Подготовка отчета по практическим работам Пр. р._3 и Пр.р._4</w:t>
+              <w:t xml:space="preserve">14. Программно-технические средства управления</w:t>
             </w:r>
           </w:p>
         </w:tc>
@@ -11129,7 +11203,7 @@
                 <w:sz w:val="22"/>
                 <w:szCs w:val="22"/>
               </w:rPr>
-              <w:t xml:space="preserve">– Внеаудиторная самостоятельная работа №3: Подготовка отчета по практической работе Пр. р._5</w:t>
+              <w:t xml:space="preserve">15. Устройство персонального компьютера: комплектующие и принципы работы</w:t>
             </w:r>
           </w:p>
         </w:tc>
@@ -11192,10 +11266,146 @@
             <w:r>
               <w:rPr>
                 <w:rFonts w:ascii="Times New Roman" w:cs="Times New Roman" w:eastAsia="Times New Roman" w:hAnsi="Times New Roman"/>
+                <w:b/>
+                <w:bCs/>
+                <w:sz w:val="22"/>
+                <w:szCs w:val="22"/>
+              </w:rPr>
+              <w:t xml:space="preserve">Самостоятельная работа обучающихся:</w:t>
+            </w:r>
+          </w:p>
+        </w:tc>
+        <w:tc>
+          <w:tcPr>
+            <w:tcW w:type="dxa" w:w="1134"/>
+            <w:tcMar>
+              <w:top w:type="dxa" w:w="40"/>
+              <w:left w:type="dxa" w:w="80"/>
+              <w:bottom w:type="dxa" w:w="40"/>
+              <w:right w:type="dxa" w:w="80"/>
+            </w:tcMar>
+            <w:vAlign w:val="top"/>
+          </w:tcPr>
+          <w:p>
+            <w:pPr>
+              <w:spacing w:line="240"/>
+              <w:jc w:val="center"/>
+            </w:pPr>
+            <w:r>
+              <w:rPr>
+                <w:rFonts w:ascii="Times New Roman" w:cs="Times New Roman" w:eastAsia="Times New Roman" w:hAnsi="Times New Roman"/>
+                <w:b/>
+                <w:bCs/>
+                <w:sz w:val="22"/>
+                <w:szCs w:val="22"/>
+              </w:rPr>
+              <w:t xml:space="preserve">2</w:t>
+            </w:r>
+          </w:p>
+        </w:tc>
+        <w:tc>
+          <w:tcPr>
+            <w:vMerge w:val="continue"/>
+          </w:tcPr>
+          <w:p/>
+        </w:tc>
+      </w:tr>
+      <w:tr>
+        <w:tc>
+          <w:tcPr>
+            <w:vMerge w:val="continue"/>
+          </w:tcPr>
+          <w:p/>
+        </w:tc>
+        <w:tc>
+          <w:tcPr>
+            <w:tcW w:type="dxa" w:w="7936"/>
+            <w:tcMar>
+              <w:top w:type="dxa" w:w="40"/>
+              <w:left w:type="dxa" w:w="80"/>
+              <w:bottom w:type="dxa" w:w="40"/>
+              <w:right w:type="dxa" w:w="80"/>
+            </w:tcMar>
+            <w:vAlign w:val="top"/>
+          </w:tcPr>
+          <w:p>
+            <w:pPr>
+              <w:spacing w:line="240"/>
+              <w:jc w:val="left"/>
+            </w:pPr>
+            <w:r>
+              <w:rPr>
+                <w:rFonts w:ascii="Times New Roman" w:cs="Times New Roman" w:eastAsia="Times New Roman" w:hAnsi="Times New Roman"/>
                 <w:sz w:val="22"/>
                 <w:szCs w:val="22"/>
               </w:rPr>
               <w:t xml:space="preserve">– Внеаудиторная самостоятельная работа №3: Подготовка к зачету</w:t>
+            </w:r>
+          </w:p>
+        </w:tc>
+        <w:tc>
+          <w:tcPr>
+            <w:tcW w:type="dxa" w:w="1134"/>
+            <w:tcMar>
+              <w:top w:type="dxa" w:w="40"/>
+              <w:left w:type="dxa" w:w="80"/>
+              <w:bottom w:type="dxa" w:w="40"/>
+              <w:right w:type="dxa" w:w="80"/>
+            </w:tcMar>
+            <w:vAlign w:val="top"/>
+          </w:tcPr>
+          <w:p>
+            <w:pPr>
+              <w:spacing w:line="240"/>
+              <w:jc w:val="center"/>
+            </w:pPr>
+            <w:r>
+              <w:rPr>
+                <w:rFonts w:ascii="Times New Roman" w:cs="Times New Roman" w:eastAsia="Times New Roman" w:hAnsi="Times New Roman"/>
+                <w:sz w:val="22"/>
+                <w:szCs w:val="22"/>
+              </w:rPr>
+              <w:t xml:space="preserve"/>
+            </w:r>
+          </w:p>
+        </w:tc>
+        <w:tc>
+          <w:tcPr>
+            <w:vMerge w:val="continue"/>
+          </w:tcPr>
+          <w:p/>
+        </w:tc>
+      </w:tr>
+      <w:tr>
+        <w:tc>
+          <w:tcPr>
+            <w:vMerge w:val="continue"/>
+          </w:tcPr>
+          <w:p/>
+        </w:tc>
+        <w:tc>
+          <w:tcPr>
+            <w:tcW w:type="dxa" w:w="7936"/>
+            <w:tcMar>
+              <w:top w:type="dxa" w:w="40"/>
+              <w:left w:type="dxa" w:w="80"/>
+              <w:bottom w:type="dxa" w:w="40"/>
+              <w:right w:type="dxa" w:w="80"/>
+            </w:tcMar>
+            <w:vAlign w:val="top"/>
+          </w:tcPr>
+          <w:p>
+            <w:pPr>
+              <w:spacing w:line="240"/>
+              <w:jc w:val="left"/>
+            </w:pPr>
+            <w:r>
+              <w:rPr>
+                <w:rFonts w:ascii="Times New Roman" w:cs="Times New Roman" w:eastAsia="Times New Roman" w:hAnsi="Times New Roman"/>
+                <w:sz w:val="22"/>
+                <w:szCs w:val="22"/>
+              </w:rPr>
+              <w:t xml:space="preserve">16. Практическая работа № 6. Устройство ПК. Дифференцированный зачёт</w:t>
             </w:r>
           </w:p>
         </w:tc>
@@ -11696,7 +11906,21 @@
                 <w:sz w:val="22"/>
                 <w:szCs w:val="22"/>
               </w:rPr>
-              <w:t xml:space="preserve"/>
+              <w:t xml:space="preserve">ОК 01, 02</w:t>
+            </w:r>
+          </w:p>
+          <w:p>
+            <w:pPr>
+              <w:spacing w:line="240"/>
+              <w:jc w:val="left"/>
+            </w:pPr>
+            <w:r>
+              <w:rPr>
+                <w:rFonts w:ascii="Times New Roman" w:cs="Times New Roman" w:eastAsia="Times New Roman" w:hAnsi="Times New Roman"/>
+                <w:sz w:val="22"/>
+                <w:szCs w:val="22"/>
+              </w:rPr>
+              <w:t xml:space="preserve">ЛР 38–41, 47</w:t>
             </w:r>
           </w:p>
         </w:tc>
@@ -13844,7 +14068,35 @@
                 <w:sz w:val="22"/>
                 <w:szCs w:val="22"/>
               </w:rPr>
+              <w:t xml:space="preserve">ОК 01–09</w:t>
+            </w:r>
+          </w:p>
+          <w:p>
+            <w:pPr>
+              <w:spacing w:line="240"/>
+              <w:jc w:val="left"/>
+            </w:pPr>
+            <w:r>
+              <w:rPr>
+                <w:rFonts w:ascii="Times New Roman" w:cs="Times New Roman" w:eastAsia="Times New Roman" w:hAnsi="Times New Roman"/>
+                <w:sz w:val="22"/>
+                <w:szCs w:val="22"/>
+              </w:rPr>
               <w:t xml:space="preserve">ПК 3.1–3.9</w:t>
+            </w:r>
+          </w:p>
+          <w:p>
+            <w:pPr>
+              <w:spacing w:line="240"/>
+              <w:jc w:val="left"/>
+            </w:pPr>
+            <w:r>
+              <w:rPr>
+                <w:rFonts w:ascii="Times New Roman" w:cs="Times New Roman" w:eastAsia="Times New Roman" w:hAnsi="Times New Roman"/>
+                <w:sz w:val="22"/>
+                <w:szCs w:val="22"/>
+              </w:rPr>
+              <w:t xml:space="preserve">ЛР 1–13, 15, 20–26, 28–31, 33–36, 38–52</w:t>
             </w:r>
           </w:p>
         </w:tc>
@@ -15042,7 +15294,7 @@
           <w:sz w:val="24"/>
           <w:szCs w:val="24"/>
         </w:rPr>
-        <w:t xml:space="preserve">Текущий контроль проводится в форме устных опросов по темам, тестирования, выполнения и защиты практических работ. Самостоятельная внеаудиторная работа (8 ч) предусмотрена учебным планом; перечень заданий и часы — в п. 2.2, результаты проверяются преподавателем при текущем контроле.</w:t>
+        <w:t xml:space="preserve">Текущий контроль проводится в форме защиты практических работ, письменных опросов, написания реферата по темам МДК, тестирования. Самостоятельная внеаудиторная работа (8 ч) предусмотрена учебным планом; перечень заданий и часы — в п. 2.2, результаты проверяются преподавателем при текущем контроле.</w:t>
       </w:r>
     </w:p>
     <w:p>
@@ -15410,7 +15662,7 @@
                 <w:sz w:val="22"/>
                 <w:szCs w:val="22"/>
               </w:rPr>
-              <w:t xml:space="preserve">Текущий контроль: устный опрос, тестирование, экспертное наблюдение и оценка на практических занятиях, защита отчётов по практическим работам № 1–6.</w:t>
+              <w:t xml:space="preserve">Текущий контроль: письменный опрос, тестирование, написание реферата по темам МДК, экспертное наблюдение и оценка на практических занятиях, защита отчётов по практическим работам № 1–6.</w:t>
             </w:r>
           </w:p>
           <w:p>
@@ -15572,7 +15824,7 @@
                 <w:sz w:val="22"/>
                 <w:szCs w:val="22"/>
               </w:rPr>
-              <w:t xml:space="preserve">Текущий контроль: устный опрос, тестирование, экспертное наблюдение и оценка на практических занятиях, защита отчётов по практическим работам № 1–6.</w:t>
+              <w:t xml:space="preserve">Текущий контроль: письменный опрос, тестирование, написание реферата по темам МДК, экспертное наблюдение и оценка на практических занятиях, защита отчётов по практическим работам № 1–6.</w:t>
             </w:r>
           </w:p>
           <w:p>
@@ -15734,7 +15986,7 @@
                 <w:sz w:val="22"/>
                 <w:szCs w:val="22"/>
               </w:rPr>
-              <w:t xml:space="preserve">Текущий контроль: устный опрос, тестирование, экспертное наблюдение и оценка на практических занятиях, защита отчётов по практическим работам № 1–6.</w:t>
+              <w:t xml:space="preserve">Текущий контроль: письменный опрос, тестирование, написание реферата по темам МДК, экспертное наблюдение и оценка на практических занятиях, защита отчётов по практическим работам № 1–6.</w:t>
             </w:r>
           </w:p>
           <w:p>
@@ -15896,7 +16148,7 @@
                 <w:sz w:val="22"/>
                 <w:szCs w:val="22"/>
               </w:rPr>
-              <w:t xml:space="preserve">Текущий контроль: устный опрос, тестирование, экспертное наблюдение и оценка на практических занятиях, защита отчётов по практическим работам № 1–6.</w:t>
+              <w:t xml:space="preserve">Текущий контроль: письменный опрос, тестирование, написание реферата по темам МДК, экспертное наблюдение и оценка на практических занятиях, защита отчётов по практическим работам № 1–6.</w:t>
             </w:r>
           </w:p>
           <w:p>
@@ -31841,7 +32093,7 @@
           <w:sz w:val="24"/>
           <w:szCs w:val="24"/>
         </w:rPr>
-        <w:t xml:space="preserve">Выполнить копирование на лазерном МФУ с изменением масштаба. Дано: оригинал 12 стр. формата A4, масштаб 70 %, 3 экз., двусторонний режим. Результат: 3 комплектов копий в масштабе 70 %, расход бумаги 18 л., копии читаемы и не обрезаны.</w:t>
+        <w:t xml:space="preserve">Выполнить копирование на лазерном МФУ с изменением масштаба. Дано: оригинал 12 стр. формата A4, масштаб 70 %, 3 экз., двусторонний режим. Результат: 3 комплекта копий в масштабе 70 %, расход бумаги 18 л., копии читаемы и не обрезаны.</w:t>
       </w:r>
     </w:p>
     <w:p>
@@ -31879,7 +32131,7 @@
           <w:sz w:val="24"/>
           <w:szCs w:val="24"/>
         </w:rPr>
-        <w:t xml:space="preserve">Выполнить копирование на лазерном МФУ с изменением масштаба. Дано: оригинал 20 стр. формата A4, масштаб 85 %, 2 экз., двусторонний режим. Результат: 2 комплектов копий в масштабе 85 %, расход бумаги 20 л., копии читаемы и не обрезаны.</w:t>
+        <w:t xml:space="preserve">Выполнить копирование на лазерном МФУ с изменением масштаба. Дано: оригинал 20 стр. формата A4, масштаб 85 %, 2 экз., двусторонний режим. Результат: 2 комплекта копий в масштабе 85 %, расход бумаги 20 л., копии читаемы и не обрезаны.</w:t>
       </w:r>
     </w:p>
     <w:p>
@@ -31917,7 +32169,7 @@
           <w:sz w:val="24"/>
           <w:szCs w:val="24"/>
         </w:rPr>
-        <w:t xml:space="preserve">Выполнить копирование на лазерном МФУ с изменением масштаба. Дано: оригинал 15 стр. формата A4, масштаб 50 %, 4 экз., двусторонний режим. Результат: 4 комплектов копий в масштабе 50 %, расход бумаги 32 л., копии читаемы и не обрезаны.</w:t>
+        <w:t xml:space="preserve">Выполнить копирование на лазерном МФУ с изменением масштаба. Дано: оригинал 15 стр. формата A4, масштаб 50 %, 4 экз., двусторонний режим. Результат: 4 комплекта копий в масштабе 50 %, расход бумаги 32 л., копии читаемы и не обрезаны.</w:t>
       </w:r>
     </w:p>
     <w:p>
@@ -32183,7 +32435,7 @@
           <w:sz w:val="24"/>
           <w:szCs w:val="24"/>
         </w:rPr>
-        <w:t xml:space="preserve">Заламинировать информационные листы на ламинаторе. Дано: перечень внутренних номеров, 4 л. формата A4, прогрев ламинатора 5 мин, ламинирование одного листа 1 мин. Результат: 4 заламинированных листов без пузырей и перекосов; затраты времени 9 мин.</w:t>
+        <w:t xml:space="preserve">Заламинировать информационные листы на ламинаторе. Дано: перечень внутренних номеров, 4 л. формата A4, прогрев ламинатора 5 мин, ламинирование одного листа 1 мин. Результат: 4 заламинированных листа без пузырей и перекосов; затраты времени 9 мин.</w:t>
       </w:r>
     </w:p>
     <w:p>
@@ -32316,7 +32568,7 @@
           <w:sz w:val="24"/>
           <w:szCs w:val="24"/>
         </w:rPr>
-        <w:t xml:space="preserve">Принять сообщение по телефону и оформить телефонограмму. Дано: звонок в 10:15 от лица «начальник отдела кадров» для «главному бухгалтеру», текст: «прибыть на совещание в каб. 12 в 14:30». Результат: телефонограмма с номером, датой, временем, текстом, должностью передавшего и принявшего; запись внесена в журнал телефонограмм.</w:t>
+        <w:t xml:space="preserve">Принять сообщение по телефону и оформить телефонограмму. Дано: звонок в 10:15; звонит начальник отдела кадров, сообщение адресовано главному бухгалтеру, текст: «прибыть на совещание в каб. 12 в 14:30». Результат: телефонограмма с номером, датой, временем, текстом, должностью передавшего и принявшего; запись внесена в журнал телефонограмм.</w:t>
       </w:r>
     </w:p>
     <w:p>
@@ -32335,7 +32587,7 @@
           <w:sz w:val="24"/>
           <w:szCs w:val="24"/>
         </w:rPr>
-        <w:t xml:space="preserve">Принять сообщение по телефону и оформить телефонограмму. Дано: звонок в 09:40 от лица «секретарь управления образования» для «директору», текст: «представить отчёт об исполнении приказа № 41 до 17:00». Результат: телефонограмма с номером, датой, временем, текстом, должностью передавшего и принявшего; запись внесена в журнал телефонограмм.</w:t>
+        <w:t xml:space="preserve">Принять сообщение по телефону и оформить телефонограмму. Дано: звонок в 09:40; звонит секретарь управления образования, сообщение адресовано директору, текст: «представить отчёт об исполнении приказа № 41 до 17:00». Результат: телефонограмма с номером, датой, временем, текстом, должностью передавшего и принявшего; запись внесена в журнал телефонограмм.</w:t>
       </w:r>
     </w:p>
     <w:p>
@@ -32354,7 +32606,7 @@
           <w:sz w:val="24"/>
           <w:szCs w:val="24"/>
         </w:rPr>
-        <w:t xml:space="preserve">Принять сообщение по телефону и оформить телефонограмму. Дано: звонок в 11:05 от лица «заведующий складом» для «начальнику хозяйственного отдела», текст: «принять поставку канцелярских товаров 14,10 с 10:00 до 12:00». Результат: телефонограмма с номером, датой, временем, текстом, должностью передавшего и принявшего; запись внесена в журнал телефонограмм.</w:t>
+        <w:t xml:space="preserve">Принять сообщение по телефону и оформить телефонограмму. Дано: звонок в 11:05; звонит заведующий складом, сообщение адресовано начальнику хозяйственного отдела, текст: «принять поставку канцелярских товаров 14.10 с 10:00 до 12:00». Результат: телефонограмма с номером, датой, временем, текстом, должностью передавшего и принявшего; запись внесена в журнал телефонограмм.</w:t>
       </w:r>
     </w:p>
     <w:p>
@@ -32373,7 +32625,7 @@
           <w:sz w:val="24"/>
           <w:szCs w:val="24"/>
         </w:rPr>
-        <w:t xml:space="preserve">Принять сообщение по телефону и оформить телефонограмму. Дано: звонок в 13:20 от лица «помощник заместителя директора» для «секретарю руководителя», текст: «перенести совещание с 15:00 на 16:30 в каб. 3». Результат: телефонограмма с номером, датой, временем, текстом, должностью передавшего и принявшего; запись внесена в журнал телефонограмм.</w:t>
+        <w:t xml:space="preserve">Принять сообщение по телефону и оформить телефонограмму. Дано: звонок в 13:20; звонит помощник заместителя директора, сообщение адресовано секретарю руководителя, текст: «перенести совещание с 15:00 на 16:30 в каб. 3». Результат: телефонограмма с номером, датой, временем, текстом, должностью передавшего и принявшего; запись внесена в журнал телефонограмм.</w:t>
       </w:r>
     </w:p>
     <w:p>
@@ -32392,7 +32644,7 @@
           <w:sz w:val="24"/>
           <w:szCs w:val="24"/>
         </w:rPr>
-        <w:t xml:space="preserve">Принять сообщение по телефону и оформить телефонограмму. Дано: звонок в 15:45 от лица «специалист архива» для «ответственному за делопроизводство», текст: «подготовить дела № 5 и № 7 к передаче 20,10». Результат: телефонограмма с номером, датой, временем, текстом, должностью передавшего и принявшего; запись внесена в журнал телефонограмм.</w:t>
+        <w:t xml:space="preserve">Принять сообщение по телефону и оформить телефонограмму. Дано: звонок в 15:45; звонит специалист архива, сообщение адресовано ответственному за делопроизводство, текст: «подготовить дела № 5 и № 7 к передаче 20.10». Результат: телефонограмма с номером, датой, временем, текстом, должностью передавшего и принявшего; запись внесена в журнал телефонограмм.</w:t>
       </w:r>
     </w:p>
     <w:p>
@@ -32696,7 +32948,7 @@
           <w:sz w:val="24"/>
           <w:szCs w:val="24"/>
         </w:rPr>
-        <w:t xml:space="preserve">Рассчитать объём хранилища для электронного архива сканов. Дано: 1200 документов по 4 стр., размер одной страницы 0,4 МБ, запас 20 %, 1 ГБ = 1024 МБ. Результат: объём 1920 МБ, с запасом 2304 МБ, или 2,3 ГБ.</w:t>
+        <w:t xml:space="preserve">Рассчитать объём хранилища для электронного архива сканов. Дано: 1200 документов по 4 стр., размер одной страницы 0,4 МБ, запас 20 %, 1 ГБ = 1024 МБ. Результат: объём 1920 МБ, с запасом 2304 МБ, или 2,25 ГБ (округление до сотых).</w:t>
       </w:r>
     </w:p>
     <w:p>
@@ -32715,7 +32967,7 @@
           <w:sz w:val="24"/>
           <w:szCs w:val="24"/>
         </w:rPr>
-        <w:t xml:space="preserve">Рассчитать объём хранилища для электронного архива сканов. Дано: 800 документов по 6 стр., размер одной страницы 0,5 МБ, запас 20 %, 1 ГБ = 1024 МБ. Результат: объём 2400 МБ, с запасом 2880 МБ, или 2,9 ГБ.</w:t>
+        <w:t xml:space="preserve">Рассчитать объём хранилища для электронного архива сканов. Дано: 800 документов по 6 стр., размер одной страницы 0,5 МБ, запас 20 %, 1 ГБ = 1024 МБ. Результат: объём 2400 МБ, с запасом 2880 МБ, или 2,81 ГБ (округление до сотых).</w:t>
       </w:r>
     </w:p>
     <w:p>
@@ -32734,7 +32986,7 @@
           <w:sz w:val="24"/>
           <w:szCs w:val="24"/>
         </w:rPr>
-        <w:t xml:space="preserve">Рассчитать объём хранилища для электронного архива сканов. Дано: 2500 документов по 3 стр., размер одной страницы 0,3 МБ, запас 20 %, 1 ГБ = 1024 МБ. Результат: объём 2250 МБ, с запасом 2700 МБ, или 2,7 ГБ.</w:t>
+        <w:t xml:space="preserve">Рассчитать объём хранилища для электронного архива сканов. Дано: 2500 документов по 3 стр., размер одной страницы 0,3 МБ, запас 20 %, 1 ГБ = 1024 МБ. Результат: объём 2250 МБ, с запасом 2700 МБ, или 2,64 ГБ (округление до сотых).</w:t>
       </w:r>
     </w:p>
     <w:p>
@@ -32753,7 +33005,7 @@
           <w:sz w:val="24"/>
           <w:szCs w:val="24"/>
         </w:rPr>
-        <w:t xml:space="preserve">Рассчитать объём хранилища для электронного архива сканов. Дано: 600 документов по 10 стр., размер одной страницы 0,6 МБ, запас 20 %, 1 ГБ = 1024 МБ. Результат: объём 3600 МБ, с запасом 4320 МБ, или 4,3 ГБ.</w:t>
+        <w:t xml:space="preserve">Рассчитать объём хранилища для электронного архива сканов. Дано: 600 документов по 10 стр., размер одной страницы 0,6 МБ, запас 20 %, 1 ГБ = 1024 МБ. Результат: объём 3600 МБ, с запасом 4320 МБ, или 4,22 ГБ (округление до сотых).</w:t>
       </w:r>
     </w:p>
     <w:p>
@@ -32772,7 +33024,7 @@
           <w:sz w:val="24"/>
           <w:szCs w:val="24"/>
         </w:rPr>
-        <w:t xml:space="preserve">Рассчитать объём хранилища для электронного архива сканов. Дано: 1500 документов по 5 стр., размер одной страницы 0,35 МБ, запас 20 %, 1 ГБ = 1024 МБ. Результат: объём 2625 МБ, с запасом 3150 МБ, или 3,1 ГБ.</w:t>
+        <w:t xml:space="preserve">Рассчитать объём хранилища для электронного архива сканов. Дано: 1500 документов по 5 стр., размер одной страницы 0,35 МБ, запас 20 %, 1 ГБ = 1024 МБ. Результат: объём 2625 МБ, с запасом 3150 МБ, или 3,08 ГБ (округление до сотых).</w:t>
       </w:r>
     </w:p>
     <w:p>
@@ -32848,7 +33100,7 @@
           <w:sz w:val="24"/>
           <w:szCs w:val="24"/>
         </w:rPr>
-        <w:t xml:space="preserve">Проверить доступность МФУ в локальной сети. Дано: IP-адрес МФУ 192,168,1,50, компьютер секретаря в той же подсети. Результат: команда ping выполнена, потерь пакетов 0 %, результат записан в паспорт рабочего места.</w:t>
+        <w:t xml:space="preserve">Проверить доступность МФУ в локальной сети. Дано: IP-адрес МФУ 192.168.1.50, компьютер секретаря в той же подсети. Результат: команда ping выполнена, потерь пакетов 0 %, результат записан в паспорт рабочего места.</w:t>
       </w:r>
     </w:p>
     <w:p>
@@ -36896,7 +37148,7 @@
           <w:sz w:val="24"/>
           <w:szCs w:val="24"/>
         </w:rPr>
-        <w:t xml:space="preserve">Экзамен по модулю ПМ.03 «Выполнение работ по одной или нескольким профессиям рабочих, должностях служащих (Должность служащего: 26353 Секретарь-машинистка)» проводится в 2 курсе, 2 семестре после освоения МДК.03.01, УП.03. К экзамену допускаются обучающиеся, имеющие положительные оценки по промежуточной аттестации МДК и учебной практики, аттестационные листы по учебной и производственной практике и сданный отчёт по производственной практике. Экзамен принимает комиссия в составе не менее трёх человек с участием представителя работодателя. По итогам экзамена принимается решение «вид деятельности освоен / не освоен» и выставляется оценка по пятибалльной шкале.</w:t>
+        <w:t xml:space="preserve">Экзамен по модулю ПМ.03 «Выполнение работ по одной или нескольким профессиям рабочих, должностях служащих (Должность служащего: 26353 Секретарь-машинистка)» проводится в 2 курсе, 2 семестре после освоения МДК.03.01, УП.03. К экзамену допускаются обучающиеся, имеющие положительные оценки по промежуточной аттестации МДК и учебной практики, аттестационный лист по учебной практике. Экзамен принимает комиссия в составе не менее трёх человек с участием представителя работодателя. По итогам экзамена принимается решение «вид деятельности освоен / не освоен» и выставляется оценка по пятибалльной шкале.</w:t>
       </w:r>
     </w:p>
     <w:p>
@@ -36931,7 +37183,7 @@
           <w:sz w:val="24"/>
           <w:szCs w:val="24"/>
         </w:rPr>
-        <w:t xml:space="preserve">практическое задание по организации работы приёмной руководителя и секретарскому обслуживанию (ПК 3.1, ПК 3.3, ПК 3.4, ПК 3.5) — 75 минут, подготовка 10 минут;</w:t>
+        <w:t xml:space="preserve">практическое задание по организации работы приёмной руководителя и секретарскому обслуживанию (ПК 3.1, ПК 3.3, ПК 3.4, ПК 3.5) — 90 минут, подготовка 10 минут;</w:t>
       </w:r>
     </w:p>
     <w:p>
@@ -36950,7 +37202,7 @@
           <w:sz w:val="24"/>
           <w:szCs w:val="24"/>
         </w:rPr>
-        <w:t xml:space="preserve">практическое задание по обработке поступающих документов и оформлению управленческих документов (ПК 3.2, ПК 3.6, ПК 3.7) — 60 минут;</w:t>
+        <w:t xml:space="preserve">практическое задание по обработке поступающих документов и оформлению управленческих документов (ПК 3.2, ПК 3.6, ПК 3.7) — 75 минут;</w:t>
       </w:r>
     </w:p>
     <w:p>
@@ -36969,7 +37221,7 @@
           <w:sz w:val="24"/>
           <w:szCs w:val="24"/>
         </w:rPr>
-        <w:t xml:space="preserve">практическое задание по текущему хранению документов и подготовке дел к передаче в архив (ПК 3.8, ПК 3.9) — 45 минут.</w:t>
+        <w:t xml:space="preserve">практическое задание по текущему хранению документов и подготовке дел к передаче в архив (ПК 3.8, ПК 3.9) — 75 минут.</w:t>
       </w:r>
     </w:p>
     <w:p>
@@ -36999,7 +37251,7 @@
           <w:sz w:val="24"/>
           <w:szCs w:val="24"/>
         </w:rPr>
-        <w:t xml:space="preserve">Условия проведения: Кабинет, оснащённый для работы секретаря: рабочее место с персональным компьютером, лазерным МФУ, телефонным аппаратом и факс-модемом; бланки документов, журналы регистрации и записи посетителей, комплект документов для формирования дела и экземпляр Перечня типовых управленческих архивных документов выдаёт экзаменатор. Разрешается пользоваться ГОСТ Р 7.0.97-2025 и должностной инструкцией секретаря. Общее время экзамена — 180 минут, из них подготовка 10 минут; доступ в Интернет запрещён.</w:t>
+        <w:t xml:space="preserve">Условия проведения: Кабинет, оснащённый для работы секретаря: рабочее место с персональным компьютером, лазерным МФУ, телефонным аппаратом и факс-модемом; бланки документов, журналы регистрации и записи посетителей, комплект документов для формирования дела и экземпляр Перечня типовых управленческих архивных документов выдаёт экзаменатор. Разрешается пользоваться ГОСТ Р 7.0.97-2025 и должностной инструкцией секретаря. Общее время экзамена — 240 минут, из них подготовка 10 минут; доступ в Интернет запрещён.</w:t>
       </w:r>
     </w:p>
     <w:p>
@@ -37081,7 +37333,7 @@
           <w:sz w:val="22"/>
           <w:szCs w:val="22"/>
         </w:rPr>
-        <w:t xml:space="preserve">ПК 3.1. Составить графическую структурную схему организации ООО «Северная верфь» и обозначить подчинённость подразделений (бухгалтерия, отдел кадров, производственный отдел, отдел снабжения, юридический отдел) руководителю — генеральный директор. Составить план рабочего дня руководителя на понедельник, 12 октября по встречам: 09:30 — планёрка с руководителями подразделений (30 мин); 11:00 — встреча с представителем поставщика (1 ч); 13:00 — обеденный перерыв (1 ч); 15:00 — приём посетителей по личным вопросам (1 ч); 16:30 — совещание по бюджету (1 ч 30 мин).</w:t>
+        <w:t xml:space="preserve">ПК 3.1. Составить графическую структурную схему организации ООО «Северная верфь» и обозначить подчинённость подразделений (бухгалтерия, отдел кадров, производственный отдел, отдел снабжения, юридический отдел) руководителю (должность — генеральный директор). Составить план рабочего дня руководителя на понедельник, 12 октября по встречам: 09:30 — планёрка с руководителями подразделений (30 мин); 11:00 — встреча с представителем поставщика (1 ч); 13:00 — обеденный перерыв (1 ч); 15:00 — приём посетителей по личным вопросам (1 ч); 16:30 — совещание по бюджету (1 ч 30 мин).</w:t>
       </w:r>
     </w:p>
     <w:p>
@@ -37157,7 +37409,7 @@
           <w:sz w:val="22"/>
           <w:szCs w:val="22"/>
         </w:rPr>
-        <w:t xml:space="preserve">ПК 3.5. Заполнить журнал записи посетителей на понедельник, 12 октября по обращениям: 10:00 — представитель налоговой службы — вопрос по запросу; 12:00 — кандидат на должность — собеседование; 14:30 — сотрудник — личный вопрос по отпуску; 15:30 — представитель поставщика — подписание договора; 17:00 — журналист — просьба об интервью. Определить очерёдность приёма и подготовить документы к встрече, назначенной на 15:00.</w:t>
+        <w:t xml:space="preserve">ПК 3.5. Заполнить журнал записи посетителей на понедельник, 12 октября по обращениям: 10:00 — представитель налоговой службы — вопрос по запросу; 12:00 — кандидат на должность — собеседование; 14:30 — сотрудник — личный вопрос по отпуску; 15:00 — представитель поставщика — подписание договора; 17:00 — журналист — просьба об интервью. Определить очерёдность приёма и подготовить документы к встрече, назначенной в журнале на 15:00.</w:t>
       </w:r>
     </w:p>
     <w:p>
@@ -37233,7 +37485,7 @@
           <w:sz w:val="22"/>
           <w:szCs w:val="22"/>
         </w:rPr>
-        <w:t xml:space="preserve">ПК 3.9. Сформировать дело «Договоры поставки за 2026 год» из 10 документов, выданных экзаменатором: расположить документы в хронологическом порядке, пронумеровать листы, составить внутреннюю опись и лист-заверитель, заполнить обложку. Подготовить запись о деле в описи дел для передачи в архив организации.</w:t>
+        <w:t xml:space="preserve">ПК 3.9. Сформировать дело «Договоры поставки за 2026 год» из 8 документов, выданных экзаменатором: расположить документы в хронологическом порядке, пронумеровать листы, составить внутреннюю опись и лист-заверитель, заполнить обложку. Подготовить запись о деле в описи дел для передачи в архив организации.</w:t>
       </w:r>
     </w:p>
     <w:p>
@@ -37299,7 +37551,7 @@
           <w:sz w:val="22"/>
           <w:szCs w:val="22"/>
         </w:rPr>
-        <w:t xml:space="preserve">ПК 3.1. Составить графическую структурную схему организации АО «Островная логистика» и обозначить подчинённость подразделений (планово-экономический отдел, отдел кадров, служба безопасности, хозяйственный отдел, отдел логистики) руководителю — заместитель директора по общим вопросам. Составить план рабочего дня руководителя на вторник, 13 октября по встречам: 09:00 — приём почты и обзор поручений (30 мин); 10:00 — встреча с начальником отдела логистики (1 ч); 12:00 — совещание по охране труда (1 ч); 14:00 — обеденный перерыв (1 ч); 15:30 — переговоры с представителями фрахтователя (1 ч 30 мин).</w:t>
+        <w:t xml:space="preserve">ПК 3.1. Составить графическую структурную схему организации АО «Островная логистика» и обозначить подчинённость подразделений (планово-экономический отдел, отдел кадров, служба безопасности, хозяйственный отдел, отдел логистики) руководителю (должность — заместитель директора по общим вопросам). Составить план рабочего дня руководителя на вторник, 13 октября по встречам: 09:00 — приём почты и обзор поручений (30 мин); 10:00 — встреча с начальником отдела логистики (1 ч); 12:00 — совещание по охране труда (1 ч); 14:00 — обеденный перерыв (1 ч); 15:30 — переговоры с представителями фрахтователя (1 ч 30 мин).</w:t>
       </w:r>
     </w:p>
     <w:p>
@@ -37375,7 +37627,7 @@
           <w:sz w:val="22"/>
           <w:szCs w:val="22"/>
         </w:rPr>
-        <w:t xml:space="preserve">ПК 3.5. Заполнить журнал записи посетителей на вторник, 13 октября по обращениям: 09:30 — инспектор по охране труда — проверка журналов; 11:30 — работник отдела логистики — вопрос по графику; 13:00 — представитель фрахтователя — согласование переговоров; 14:30 — кандидат на должность — подача документов; 16:00 — представитель страховой компании — вопрос по полису. Определить очерёдность приёма и подготовить документы к встрече, назначенной на 15:00.</w:t>
+        <w:t xml:space="preserve">ПК 3.5. Заполнить журнал записи посетителей на вторник, 13 октября по обращениям: 09:30 — инспектор по охране труда — проверка журналов; 11:30 — работник отдела логистики — вопрос по графику; 13:00 — представитель фрахтователя — согласование переговоров; 14:30 — кандидат на должность — подача документов; 15:00 — представитель страховой компании — вопрос по полису. Определить очерёдность приёма и подготовить документы к встрече, назначенной в журнале на 15:00.</w:t>
       </w:r>
     </w:p>
     <w:p>
@@ -37451,7 +37703,7 @@
           <w:sz w:val="22"/>
           <w:szCs w:val="22"/>
         </w:rPr>
-        <w:t xml:space="preserve">ПК 3.9. Сформировать дело «Приказы по основной деятельности за 2026 год» из 12 документов, выданных экзаменатором: расположить документы в хронологическом порядке, пронумеровать листы, составить внутреннюю опись и лист-заверитель, заполнить обложку. Подготовить запись о деле в описи дел для передачи в архив организации.</w:t>
+        <w:t xml:space="preserve">ПК 3.9. Сформировать дело «Приказы по основной деятельности за 2026 год» из 8 документов, выданных экзаменатором: расположить документы в хронологическом порядке, пронумеровать листы, составить внутреннюю опись и лист-заверитель, заполнить обложку. Подготовить запись о деле в описи дел для передачи в архив организации.</w:t>
       </w:r>
     </w:p>
     <w:p>
@@ -37517,7 +37769,7 @@
           <w:sz w:val="22"/>
           <w:szCs w:val="22"/>
         </w:rPr>
-        <w:t xml:space="preserve">ПК 3.1. Составить графическую структурную схему организации ГУП «Областной издательский дом» и обозначить подчинённость подразделений (редакция, бухгалтерия, отдел продаж, типография, отдел кадров) руководителю — директор. Составить план рабочего дня руководителя на среда, 14 октября по встречам: 09:15 — совещание с главным редактором (45 мин); 10:30 — приём представителя рекламного агентства (1 ч); 12:00 — подписание документов в бухгалтерии (30 мин); 13:00 — обеденный перерыв (1 ч); 14:30 — совещание по плану выпуска (1 ч 30 мин).</w:t>
+        <w:t xml:space="preserve">ПК 3.1. Составить графическую структурную схему организации ГУП «Областной издательский дом» и обозначить подчинённость подразделений (редакция, бухгалтерия, отдел продаж, типография, отдел кадров) руководителю (должность — директор). Составить план рабочего дня руководителя на среду, 14 октября по встречам: 09:15 — совещание с главным редактором (45 мин); 10:30 — приём представителя рекламного агентства (1 ч); 12:00 — подписание документов в бухгалтерии (30 мин); 13:00 — обеденный перерыв (1 ч); 14:30 — совещание по плану выпуска (1 ч 30 мин).</w:t>
       </w:r>
     </w:p>
     <w:p>
@@ -37593,7 +37845,7 @@
           <w:sz w:val="22"/>
           <w:szCs w:val="22"/>
         </w:rPr>
-        <w:t xml:space="preserve">ПК 3.5. Заполнить журнал записи посетителей на среда, 14 октября по обращениям: 10:00 — представитель рекламного агентства — обсуждение размещения; 11:30 — автор — передача рукописи; 13:30 — подписчик — вопрос по претензии; 15:00 — сотрудник — вопрос по оплате труда; 16:30 — представитель типографии — согласование графика. Определить очерёдность приёма и подготовить документы к встрече, назначенной на 15:00.</w:t>
+        <w:t xml:space="preserve">ПК 3.5. Заполнить журнал записи посетителей на среду, 14 октября по обращениям: 10:00 — представитель рекламного агентства — обсуждение размещения; 11:30 — автор — передача рукописи; 13:30 — подписчик — вопрос по претензии; 15:00 — сотрудник — вопрос по оплате труда; 16:30 — представитель типографии — согласование графика. Определить очерёдность приёма и подготовить документы к встрече, назначенной в журнале на 15:00.</w:t>
       </w:r>
     </w:p>
     <w:p>
@@ -37669,7 +37921,7 @@
           <w:sz w:val="22"/>
           <w:szCs w:val="22"/>
         </w:rPr>
-        <w:t xml:space="preserve">ПК 3.9. Сформировать дело «Договоры с авторами за 2026 год» из 10 документов, выданных экзаменатором: расположить документы в хронологическом порядке, пронумеровать листы, составить внутреннюю опись и лист-заверитель, заполнить обложку. Подготовить запись о деле в описи дел для передачи в архив организации.</w:t>
+        <w:t xml:space="preserve">ПК 3.9. Сформировать дело «Договоры с авторами за 2026 год» из 8 документов, выданных экзаменатором: расположить документы в хронологическом порядке, пронумеровать листы, составить внутреннюю опись и лист-заверитель, заполнить обложку. Подготовить запись о деле в описи дел для передачи в архив организации.</w:t>
       </w:r>
     </w:p>
     <w:p>
@@ -37735,7 +37987,7 @@
           <w:sz w:val="22"/>
           <w:szCs w:val="22"/>
         </w:rPr>
-        <w:t xml:space="preserve">ПК 3.1. Составить графическую структурную схему организации ГБУЗ «Городская поликлиника № 3» и обозначить подчинённость подразделений (регистратура, отдел кадров, бухгалтерия, административно-хозяйственная часть, медицинский архив) руководителю — главный врач. Составить план рабочего дня руководителя на четверг, 15 октября по встречам: 08:30 — планёрка с заведующими отделениями (30 мин); 10:00 — приём представителя страховой компании (1 ч); 11:30 — обход подразделений (1 ч); 13:00 — обеденный перерыв (1 ч); 14:30 — совещание по организации диспансеризации (1 ч).</w:t>
+        <w:t xml:space="preserve">ПК 3.1. Составить графическую структурную схему организации ГБУЗ «Городская поликлиника № 3» и обозначить подчинённость подразделений (регистратура, отдел кадров, бухгалтерия, административно-хозяйственная часть, медицинский архив) руководителю (должность — главный врач). Составить план рабочего дня руководителя на четверг, 15 октября по встречам: 08:30 — планёрка с заведующими отделениями (30 мин); 10:00 — приём представителя страховой компании (1 ч); 11:30 — обход подразделений (1 ч); 13:00 — обеденный перерыв (1 ч); 14:30 — совещание по организации диспансеризации (1 ч).</w:t>
       </w:r>
     </w:p>
     <w:p>
@@ -37811,7 +38063,7 @@
           <w:sz w:val="22"/>
           <w:szCs w:val="22"/>
         </w:rPr>
-        <w:t xml:space="preserve">ПК 3.5. Заполнить журнал записи посетителей на четверг, 15 октября по обращениям: 09:00 — представитель страховой компании — сверка реестров; 10:45 — сотрудник — подача заявления об отпуске; 12:15 — гражданин — личный приём по обращению; 14:00 — представитель поставщика — вопрос по оборудованию; 15:45 — проверяющий — вопрос по документам. Определить очерёдность приёма и подготовить документы к встрече, назначенной на 15:00.</w:t>
+        <w:t xml:space="preserve">ПК 3.5. Заполнить журнал записи посетителей на четверг, 15 октября по обращениям: 09:00 — представитель страховой компании — сверка реестров; 10:45 — сотрудник — подача заявления об отпуске; 12:15 — гражданин — личный приём по обращению; 14:00 — представитель поставщика — вопрос по оборудованию; 15:00 — проверяющий — вопрос по документам. Определить очерёдность приёма и подготовить документы к встрече, назначенной в журнале на 15:00.</w:t>
       </w:r>
     </w:p>
     <w:p>

--- a/examples/PM03_OD-2501/РП_ПМ.03_ОД-2501_с_ФОС.docx
+++ b/examples/PM03_OD-2501/РП_ПМ.03_ОД-2501_с_ФОС.docx
@@ -2629,7 +2629,7 @@
                 <w:sz w:val="22"/>
                 <w:szCs w:val="22"/>
               </w:rPr>
-              <w:t xml:space="preserve">ЛР 14</w:t>
+              <w:t xml:space="preserve">ЛР 15</w:t>
             </w:r>
           </w:p>
         </w:tc>
@@ -2655,7 +2655,7 @@
                 <w:sz w:val="22"/>
                 <w:szCs w:val="22"/>
               </w:rPr>
-              <w:t xml:space="preserve">Ориентированный на создание устойчивой семьи на основе российских традиционных семейных ценностей, рождение и воспитание детей и принятие родительской ответственности.</w:t>
+              <w:t xml:space="preserve">Обладающий сформированными представлениями о ценности и значении в отечественной и мировой культуре языков и литературы народов России</w:t>
             </w:r>
           </w:p>
         </w:tc>
@@ -2683,7 +2683,7 @@
                 <w:sz w:val="22"/>
                 <w:szCs w:val="22"/>
               </w:rPr>
-              <w:t xml:space="preserve">ЛР 15</w:t>
+              <w:t xml:space="preserve">ЛР 20</w:t>
             </w:r>
           </w:p>
         </w:tc>
@@ -2709,7 +2709,7 @@
                 <w:sz w:val="22"/>
                 <w:szCs w:val="22"/>
               </w:rPr>
-              <w:t xml:space="preserve">Обладающий сформированными представлениями о ценности и значении в отечественной и мировой культуре языков и литературы народов России</w:t>
+              <w:t xml:space="preserve">Понимающий и выражающий в практической деятельности понимание ценности жизни, здоровья и безопасности, значение личных усилий в сохранении и укреплении своего здоровья и здоровья других людей.</w:t>
             </w:r>
           </w:p>
         </w:tc>
@@ -2737,7 +2737,7 @@
                 <w:sz w:val="22"/>
                 <w:szCs w:val="22"/>
               </w:rPr>
-              <w:t xml:space="preserve">ЛР 16</w:t>
+              <w:t xml:space="preserve">ЛР 21</w:t>
             </w:r>
           </w:p>
         </w:tc>
@@ -2763,7 +2763,7 @@
                 <w:sz w:val="22"/>
                 <w:szCs w:val="22"/>
               </w:rPr>
-              <w:t xml:space="preserve">Выражающий понимание ценности отечественного и мирового искусства, российского и мирового художественного наследия.</w:t>
+              <w:t xml:space="preserve">Соблюдающий правила личной и общественной безопасности, в том числе безопасного поведения в информационной среде.</w:t>
             </w:r>
           </w:p>
         </w:tc>
@@ -2791,7 +2791,7 @@
                 <w:sz w:val="22"/>
                 <w:szCs w:val="22"/>
               </w:rPr>
-              <w:t xml:space="preserve">ЛР 17</w:t>
+              <w:t xml:space="preserve">ЛР 22</w:t>
             </w:r>
           </w:p>
         </w:tc>
@@ -2817,7 +2817,7 @@
                 <w:sz w:val="22"/>
                 <w:szCs w:val="22"/>
               </w:rPr>
-              <w:t xml:space="preserve">Проявляющий восприимчивость к разным видам искусства, понимание эмоционального воздействия искусства, его влияния на душевное состояние и поведение людей, умеющий критически оценивать это влияние.</w:t>
+              <w:t xml:space="preserve">Выражающий на практике установку на здоровый образ жизни (здоровое питание, соблюдение гигиены, режим занятий и отдыха, регулярную физическую активность), стремление к физическому совершенствованию.</w:t>
             </w:r>
           </w:p>
         </w:tc>
@@ -2845,7 +2845,7 @@
                 <w:sz w:val="22"/>
                 <w:szCs w:val="22"/>
               </w:rPr>
-              <w:t xml:space="preserve">ЛР 18</w:t>
+              <w:t xml:space="preserve">ЛР 23</w:t>
             </w:r>
           </w:p>
         </w:tc>
@@ -2871,7 +2871,7 @@
                 <w:sz w:val="22"/>
                 <w:szCs w:val="22"/>
               </w:rPr>
-              <w:t xml:space="preserve">Проявляющий понимание художественной культуры как средства коммуникации и самовыражения в современном обществе, значение нравственных норм, ценностей, традиций в искусстве.</w:t>
+              <w:t xml:space="preserve">Проявляющий сознательное и обоснованное неприятие вредных привычек (курения, употребления алкоголя, наркотиков, любых форм зависимостей), деструктивного поведения в обществе и цифровой среде, понимание их вреда для физического и психического здоровья.</w:t>
             </w:r>
           </w:p>
         </w:tc>
@@ -2899,7 +2899,7 @@
                 <w:sz w:val="22"/>
                 <w:szCs w:val="22"/>
               </w:rPr>
-              <w:t xml:space="preserve">ЛР 19</w:t>
+              <w:t xml:space="preserve">ЛР 24</w:t>
             </w:r>
           </w:p>
         </w:tc>
@@ -2925,7 +2925,7 @@
                 <w:sz w:val="22"/>
                 <w:szCs w:val="22"/>
               </w:rPr>
-              <w:t xml:space="preserve">Ориентированный на осознанное творческое самовыражение, реализацию творческих способностей, на эстетическое обустройство собственного быта, профессиональной среды.</w:t>
+              <w:t xml:space="preserve">Демонстрирующий навыки рефлексии своего состояния (физического, эмоционального, психологического), понимания состояния других людей.</w:t>
             </w:r>
           </w:p>
         </w:tc>
@@ -2953,7 +2953,7 @@
                 <w:sz w:val="22"/>
                 <w:szCs w:val="22"/>
               </w:rPr>
-              <w:t xml:space="preserve">ЛР 20</w:t>
+              <w:t xml:space="preserve">ЛР 25</w:t>
             </w:r>
           </w:p>
         </w:tc>
@@ -2979,7 +2979,7 @@
                 <w:sz w:val="22"/>
                 <w:szCs w:val="22"/>
               </w:rPr>
-              <w:t xml:space="preserve">Понимающий и выражающий в практической деятельности понимание ценности жизни, здоровья и безопасности, значение личных усилий в сохранении и укреплении своего здоровья и здоровья других людей.</w:t>
+              <w:t xml:space="preserve">Демонстрирующий и развивающий свою физическую подготовку, необходимую для избранной профессиональной деятельности, способности адаптироваться к стрессовым ситуациям в общении, в изменяющихся условиях (профессиональных, социальных, информационных, природных), эффективно действовать в чрезвычайных ситуациях.</w:t>
             </w:r>
           </w:p>
         </w:tc>
@@ -3007,7 +3007,7 @@
                 <w:sz w:val="22"/>
                 <w:szCs w:val="22"/>
               </w:rPr>
-              <w:t xml:space="preserve">ЛР 21</w:t>
+              <w:t xml:space="preserve">ЛР 26</w:t>
             </w:r>
           </w:p>
         </w:tc>
@@ -3033,7 +3033,7 @@
                 <w:sz w:val="22"/>
                 <w:szCs w:val="22"/>
               </w:rPr>
-              <w:t xml:space="preserve">Соблюдающий правила личной и общественной безопасности, в том числе безопасного поведения в информационной среде.</w:t>
+              <w:t xml:space="preserve">Использующий средства физической культуры для сохранения и укрепления здоровья в процессе профессиональной деятельности и поддержания необходимого уровня физической подготовленности</w:t>
             </w:r>
           </w:p>
         </w:tc>
@@ -3061,7 +3061,7 @@
                 <w:sz w:val="22"/>
                 <w:szCs w:val="22"/>
               </w:rPr>
-              <w:t xml:space="preserve">ЛР 22</w:t>
+              <w:t xml:space="preserve">ЛР 28</w:t>
             </w:r>
           </w:p>
         </w:tc>
@@ -3087,7 +3087,7 @@
                 <w:sz w:val="22"/>
                 <w:szCs w:val="22"/>
               </w:rPr>
-              <w:t xml:space="preserve">Выражающий на практике установку на здоровый образ жизни (здоровое питание, соблюдение гигиены, режим занятий и отдыха, регулярную физическую активность), стремление к физическому совершенствованию.</w:t>
+              <w:t xml:space="preserve">Участвующий в социально значимой трудовой и профессиональной деятельности разного вида в семье, образовательной организации, на базах производственной практики, в своей местности.</w:t>
             </w:r>
           </w:p>
         </w:tc>
@@ -3115,7 +3115,7 @@
                 <w:sz w:val="22"/>
                 <w:szCs w:val="22"/>
               </w:rPr>
-              <w:t xml:space="preserve">ЛР 23</w:t>
+              <w:t xml:space="preserve">ЛР 29</w:t>
             </w:r>
           </w:p>
         </w:tc>
@@ -3141,7 +3141,7 @@
                 <w:sz w:val="22"/>
                 <w:szCs w:val="22"/>
               </w:rPr>
-              <w:t xml:space="preserve">Проявляющий сознательное и обоснованное неприятие вредных привычек (курения, употребления алкоголя, наркотиков, любых форм зависимостей), деструктивного поведения в обществе и цифровой среде, понимание их вреда для физического и психического здоровья.</w:t>
+              <w:t xml:space="preserve">Выражающий осознанную готовность к непрерывному образованию и самообразованию в выбранной сфере профессиональной деятельности.</w:t>
             </w:r>
           </w:p>
         </w:tc>
@@ -3169,7 +3169,7 @@
                 <w:sz w:val="22"/>
                 <w:szCs w:val="22"/>
               </w:rPr>
-              <w:t xml:space="preserve">ЛР 24</w:t>
+              <w:t xml:space="preserve">ЛР 30</w:t>
             </w:r>
           </w:p>
         </w:tc>
@@ -3195,7 +3195,7 @@
                 <w:sz w:val="22"/>
                 <w:szCs w:val="22"/>
               </w:rPr>
-              <w:t xml:space="preserve">Демонстрирующий навыки рефлексии своего состояния (физического, эмоционального, психологического), понимания состояния других людей.</w:t>
+              <w:t xml:space="preserve">Понимающий специфику профессионально-трудовой деятельности, регулирования трудовых отношений, готовый учиться и трудиться в современном высокотехнологичном мире на благо государства и общества.</w:t>
             </w:r>
           </w:p>
         </w:tc>
@@ -3223,7 +3223,7 @@
                 <w:sz w:val="22"/>
                 <w:szCs w:val="22"/>
               </w:rPr>
-              <w:t xml:space="preserve">ЛР 25</w:t>
+              <w:t xml:space="preserve">ЛР 31</w:t>
             </w:r>
           </w:p>
         </w:tc>
@@ -3249,7 +3249,7 @@
                 <w:sz w:val="22"/>
                 <w:szCs w:val="22"/>
               </w:rPr>
-              <w:t xml:space="preserve">Демонстрирующий и развивающий свою физическую подготовку, необходимую для избранной профессиональной деятельности, способности адаптироваться к стрессовым ситуациям в общении, в изменяющихся условиях (профессиональных, социальных, информационных, природных), эффективно действовать в чрезвычайных ситуациях.</w:t>
+              <w:t xml:space="preserve">Ориентированный на осознанное освоение выбранной сферы профессиональной деятельности с учётом личных жизненных планов, потребностей своей семьи, государства и общества.</w:t>
             </w:r>
           </w:p>
         </w:tc>
@@ -3277,7 +3277,7 @@
                 <w:sz w:val="22"/>
                 <w:szCs w:val="22"/>
               </w:rPr>
-              <w:t xml:space="preserve">ЛР 26</w:t>
+              <w:t xml:space="preserve">ЛР 33</w:t>
             </w:r>
           </w:p>
         </w:tc>
@@ -3303,7 +3303,7 @@
                 <w:sz w:val="22"/>
                 <w:szCs w:val="22"/>
               </w:rPr>
-              <w:t xml:space="preserve">Использующий средства физической культуры для сохранения и укрепления здоровья в процессе профессиональной деятельности и поддержания необходимого уровня физической подготовленности</w:t>
+              <w:t xml:space="preserve">Демонстрирующий в поведении сформированность экологической культуры на основе понимания влияния социально-экономических процессов на природу, в том числе на глобальном уровне, ответственность за действия в природной среде.</w:t>
             </w:r>
           </w:p>
         </w:tc>
@@ -3331,7 +3331,7 @@
                 <w:sz w:val="22"/>
                 <w:szCs w:val="22"/>
               </w:rPr>
-              <w:t xml:space="preserve">ЛР 27</w:t>
+              <w:t xml:space="preserve">ЛР 34</w:t>
             </w:r>
           </w:p>
         </w:tc>
@@ -3357,7 +3357,7 @@
                 <w:sz w:val="22"/>
                 <w:szCs w:val="22"/>
               </w:rPr>
-              <w:t xml:space="preserve">Понимающий профессиональные идеалы и ценности, уважающий труд, результаты труда, трудовые достижения российского народа, трудовые и профессиональные достижения своих земляков, их вклад в развитие своего поселения, края, страны.</w:t>
+              <w:t xml:space="preserve">Выражающий деятельное неприятие действий, приносящих вред природе, содействующий сохранению и защите окружающей среды.</w:t>
             </w:r>
           </w:p>
         </w:tc>
@@ -3385,7 +3385,7 @@
                 <w:sz w:val="22"/>
                 <w:szCs w:val="22"/>
               </w:rPr>
-              <w:t xml:space="preserve">ЛР 28</w:t>
+              <w:t xml:space="preserve">ЛР 35</w:t>
             </w:r>
           </w:p>
         </w:tc>
@@ -3411,7 +3411,7 @@
                 <w:sz w:val="22"/>
                 <w:szCs w:val="22"/>
               </w:rPr>
-              <w:t xml:space="preserve">Участвующий в социально значимой трудовой и профессиональной деятельности разного вида в семье, образовательной организации, на базах производственной практики, в своей местности.</w:t>
+              <w:t xml:space="preserve">Применяющий знания из общеобразовательных и профессиональных дисциплин для разумного, бережливого производства и природопользования, ресурсосбережения в быту, в профессиональной среде, общественном пространстве.</w:t>
             </w:r>
           </w:p>
         </w:tc>
@@ -3439,7 +3439,7 @@
                 <w:sz w:val="22"/>
                 <w:szCs w:val="22"/>
               </w:rPr>
-              <w:t xml:space="preserve">ЛР 29</w:t>
+              <w:t xml:space="preserve">ЛР 36</w:t>
             </w:r>
           </w:p>
         </w:tc>
@@ -3465,439 +3465,7 @@
                 <w:sz w:val="22"/>
                 <w:szCs w:val="22"/>
               </w:rPr>
-              <w:t xml:space="preserve">Выражающий осознанную готовность к непрерывному образованию и самообразованию в выбранной сфере профессиональной деятельности.</w:t>
-            </w:r>
-          </w:p>
-        </w:tc>
-      </w:tr>
-      <w:tr>
-        <w:tc>
-          <w:tcPr>
-            <w:tcW w:type="dxa" w:w="1418"/>
-            <w:tcMar>
-              <w:top w:type="dxa" w:w="40"/>
-              <w:left w:type="dxa" w:w="80"/>
-              <w:bottom w:type="dxa" w:w="40"/>
-              <w:right w:type="dxa" w:w="80"/>
-            </w:tcMar>
-            <w:vAlign w:val="top"/>
-          </w:tcPr>
-          <w:p>
-            <w:pPr>
-              <w:spacing w:line="240"/>
-              <w:jc w:val="left"/>
-            </w:pPr>
-            <w:r>
-              <w:rPr>
-                <w:rFonts w:ascii="Times New Roman" w:cs="Times New Roman" w:eastAsia="Times New Roman" w:hAnsi="Times New Roman"/>
-                <w:sz w:val="22"/>
-                <w:szCs w:val="22"/>
-              </w:rPr>
-              <w:t xml:space="preserve">ЛР 30</w:t>
-            </w:r>
-          </w:p>
-        </w:tc>
-        <w:tc>
-          <w:tcPr>
-            <w:tcW w:type="dxa" w:w="7936"/>
-            <w:tcMar>
-              <w:top w:type="dxa" w:w="40"/>
-              <w:left w:type="dxa" w:w="80"/>
-              <w:bottom w:type="dxa" w:w="40"/>
-              <w:right w:type="dxa" w:w="80"/>
-            </w:tcMar>
-            <w:vAlign w:val="top"/>
-          </w:tcPr>
-          <w:p>
-            <w:pPr>
-              <w:spacing w:line="240"/>
-              <w:jc w:val="left"/>
-            </w:pPr>
-            <w:r>
-              <w:rPr>
-                <w:rFonts w:ascii="Times New Roman" w:cs="Times New Roman" w:eastAsia="Times New Roman" w:hAnsi="Times New Roman"/>
-                <w:sz w:val="22"/>
-                <w:szCs w:val="22"/>
-              </w:rPr>
-              <w:t xml:space="preserve">Понимающий специфику профессионально-трудовой деятельности, регулирования трудовых отношений, готовый учиться и трудиться в современном высокотехнологичном мире на благо государства и общества.</w:t>
-            </w:r>
-          </w:p>
-        </w:tc>
-      </w:tr>
-      <w:tr>
-        <w:tc>
-          <w:tcPr>
-            <w:tcW w:type="dxa" w:w="1418"/>
-            <w:tcMar>
-              <w:top w:type="dxa" w:w="40"/>
-              <w:left w:type="dxa" w:w="80"/>
-              <w:bottom w:type="dxa" w:w="40"/>
-              <w:right w:type="dxa" w:w="80"/>
-            </w:tcMar>
-            <w:vAlign w:val="top"/>
-          </w:tcPr>
-          <w:p>
-            <w:pPr>
-              <w:spacing w:line="240"/>
-              <w:jc w:val="left"/>
-            </w:pPr>
-            <w:r>
-              <w:rPr>
-                <w:rFonts w:ascii="Times New Roman" w:cs="Times New Roman" w:eastAsia="Times New Roman" w:hAnsi="Times New Roman"/>
-                <w:sz w:val="22"/>
-                <w:szCs w:val="22"/>
-              </w:rPr>
-              <w:t xml:space="preserve">ЛР 31</w:t>
-            </w:r>
-          </w:p>
-        </w:tc>
-        <w:tc>
-          <w:tcPr>
-            <w:tcW w:type="dxa" w:w="7936"/>
-            <w:tcMar>
-              <w:top w:type="dxa" w:w="40"/>
-              <w:left w:type="dxa" w:w="80"/>
-              <w:bottom w:type="dxa" w:w="40"/>
-              <w:right w:type="dxa" w:w="80"/>
-            </w:tcMar>
-            <w:vAlign w:val="top"/>
-          </w:tcPr>
-          <w:p>
-            <w:pPr>
-              <w:spacing w:line="240"/>
-              <w:jc w:val="left"/>
-            </w:pPr>
-            <w:r>
-              <w:rPr>
-                <w:rFonts w:ascii="Times New Roman" w:cs="Times New Roman" w:eastAsia="Times New Roman" w:hAnsi="Times New Roman"/>
-                <w:sz w:val="22"/>
-                <w:szCs w:val="22"/>
-              </w:rPr>
-              <w:t xml:space="preserve">Ориентированный на осознанное освоение выбранной сферы профессиональной деятельности с учётом личных жизненных планов, потребностей своей семьи, государства и общества.</w:t>
-            </w:r>
-          </w:p>
-        </w:tc>
-      </w:tr>
-      <w:tr>
-        <w:tc>
-          <w:tcPr>
-            <w:tcW w:type="dxa" w:w="1418"/>
-            <w:tcMar>
-              <w:top w:type="dxa" w:w="40"/>
-              <w:left w:type="dxa" w:w="80"/>
-              <w:bottom w:type="dxa" w:w="40"/>
-              <w:right w:type="dxa" w:w="80"/>
-            </w:tcMar>
-            <w:vAlign w:val="top"/>
-          </w:tcPr>
-          <w:p>
-            <w:pPr>
-              <w:spacing w:line="240"/>
-              <w:jc w:val="left"/>
-            </w:pPr>
-            <w:r>
-              <w:rPr>
-                <w:rFonts w:ascii="Times New Roman" w:cs="Times New Roman" w:eastAsia="Times New Roman" w:hAnsi="Times New Roman"/>
-                <w:sz w:val="22"/>
-                <w:szCs w:val="22"/>
-              </w:rPr>
-              <w:t xml:space="preserve">ЛР 32</w:t>
-            </w:r>
-          </w:p>
-        </w:tc>
-        <w:tc>
-          <w:tcPr>
-            <w:tcW w:type="dxa" w:w="7936"/>
-            <w:tcMar>
-              <w:top w:type="dxa" w:w="40"/>
-              <w:left w:type="dxa" w:w="80"/>
-              <w:bottom w:type="dxa" w:w="40"/>
-              <w:right w:type="dxa" w:w="80"/>
-            </w:tcMar>
-            <w:vAlign w:val="top"/>
-          </w:tcPr>
-          <w:p>
-            <w:pPr>
-              <w:spacing w:line="240"/>
-              <w:jc w:val="left"/>
-            </w:pPr>
-            <w:r>
-              <w:rPr>
-                <w:rFonts w:ascii="Times New Roman" w:cs="Times New Roman" w:eastAsia="Times New Roman" w:hAnsi="Times New Roman"/>
-                <w:sz w:val="22"/>
-                <w:szCs w:val="22"/>
-              </w:rPr>
-              <w:t xml:space="preserve">Обладающий сформированными представлениями о значении и ценности выбранной профессии, проявляющий уважение к своей профессии и своему профессиональному сообществу, поддерживающий позитивный образ и престиж своей профессии в обществе.</w:t>
-            </w:r>
-          </w:p>
-        </w:tc>
-      </w:tr>
-      <w:tr>
-        <w:tc>
-          <w:tcPr>
-            <w:tcW w:type="dxa" w:w="1418"/>
-            <w:tcMar>
-              <w:top w:type="dxa" w:w="40"/>
-              <w:left w:type="dxa" w:w="80"/>
-              <w:bottom w:type="dxa" w:w="40"/>
-              <w:right w:type="dxa" w:w="80"/>
-            </w:tcMar>
-            <w:vAlign w:val="top"/>
-          </w:tcPr>
-          <w:p>
-            <w:pPr>
-              <w:spacing w:line="240"/>
-              <w:jc w:val="left"/>
-            </w:pPr>
-            <w:r>
-              <w:rPr>
-                <w:rFonts w:ascii="Times New Roman" w:cs="Times New Roman" w:eastAsia="Times New Roman" w:hAnsi="Times New Roman"/>
-                <w:sz w:val="22"/>
-                <w:szCs w:val="22"/>
-              </w:rPr>
-              <w:t xml:space="preserve">ЛР 33</w:t>
-            </w:r>
-          </w:p>
-        </w:tc>
-        <w:tc>
-          <w:tcPr>
-            <w:tcW w:type="dxa" w:w="7936"/>
-            <w:tcMar>
-              <w:top w:type="dxa" w:w="40"/>
-              <w:left w:type="dxa" w:w="80"/>
-              <w:bottom w:type="dxa" w:w="40"/>
-              <w:right w:type="dxa" w:w="80"/>
-            </w:tcMar>
-            <w:vAlign w:val="top"/>
-          </w:tcPr>
-          <w:p>
-            <w:pPr>
-              <w:spacing w:line="240"/>
-              <w:jc w:val="left"/>
-            </w:pPr>
-            <w:r>
-              <w:rPr>
-                <w:rFonts w:ascii="Times New Roman" w:cs="Times New Roman" w:eastAsia="Times New Roman" w:hAnsi="Times New Roman"/>
-                <w:sz w:val="22"/>
-                <w:szCs w:val="22"/>
-              </w:rPr>
-              <w:t xml:space="preserve">Демонстрирующий в поведении сформированность экологической культуры на основе понимания влияния социально-экономических процессов на природу, в том числе на глобальном уровне, ответственность за действия в природной среде.</w:t>
-            </w:r>
-          </w:p>
-        </w:tc>
-      </w:tr>
-      <w:tr>
-        <w:tc>
-          <w:tcPr>
-            <w:tcW w:type="dxa" w:w="1418"/>
-            <w:tcMar>
-              <w:top w:type="dxa" w:w="40"/>
-              <w:left w:type="dxa" w:w="80"/>
-              <w:bottom w:type="dxa" w:w="40"/>
-              <w:right w:type="dxa" w:w="80"/>
-            </w:tcMar>
-            <w:vAlign w:val="top"/>
-          </w:tcPr>
-          <w:p>
-            <w:pPr>
-              <w:spacing w:line="240"/>
-              <w:jc w:val="left"/>
-            </w:pPr>
-            <w:r>
-              <w:rPr>
-                <w:rFonts w:ascii="Times New Roman" w:cs="Times New Roman" w:eastAsia="Times New Roman" w:hAnsi="Times New Roman"/>
-                <w:sz w:val="22"/>
-                <w:szCs w:val="22"/>
-              </w:rPr>
-              <w:t xml:space="preserve">ЛР 34</w:t>
-            </w:r>
-          </w:p>
-        </w:tc>
-        <w:tc>
-          <w:tcPr>
-            <w:tcW w:type="dxa" w:w="7936"/>
-            <w:tcMar>
-              <w:top w:type="dxa" w:w="40"/>
-              <w:left w:type="dxa" w:w="80"/>
-              <w:bottom w:type="dxa" w:w="40"/>
-              <w:right w:type="dxa" w:w="80"/>
-            </w:tcMar>
-            <w:vAlign w:val="top"/>
-          </w:tcPr>
-          <w:p>
-            <w:pPr>
-              <w:spacing w:line="240"/>
-              <w:jc w:val="left"/>
-            </w:pPr>
-            <w:r>
-              <w:rPr>
-                <w:rFonts w:ascii="Times New Roman" w:cs="Times New Roman" w:eastAsia="Times New Roman" w:hAnsi="Times New Roman"/>
-                <w:sz w:val="22"/>
-                <w:szCs w:val="22"/>
-              </w:rPr>
-              <w:t xml:space="preserve">Выражающий деятельное неприятие действий, приносящих вред природе, содействующий сохранению и защите окружающей среды.</w:t>
-            </w:r>
-          </w:p>
-        </w:tc>
-      </w:tr>
-      <w:tr>
-        <w:tc>
-          <w:tcPr>
-            <w:tcW w:type="dxa" w:w="1418"/>
-            <w:tcMar>
-              <w:top w:type="dxa" w:w="40"/>
-              <w:left w:type="dxa" w:w="80"/>
-              <w:bottom w:type="dxa" w:w="40"/>
-              <w:right w:type="dxa" w:w="80"/>
-            </w:tcMar>
-            <w:vAlign w:val="top"/>
-          </w:tcPr>
-          <w:p>
-            <w:pPr>
-              <w:spacing w:line="240"/>
-              <w:jc w:val="left"/>
-            </w:pPr>
-            <w:r>
-              <w:rPr>
-                <w:rFonts w:ascii="Times New Roman" w:cs="Times New Roman" w:eastAsia="Times New Roman" w:hAnsi="Times New Roman"/>
-                <w:sz w:val="22"/>
-                <w:szCs w:val="22"/>
-              </w:rPr>
-              <w:t xml:space="preserve">ЛР 35</w:t>
-            </w:r>
-          </w:p>
-        </w:tc>
-        <w:tc>
-          <w:tcPr>
-            <w:tcW w:type="dxa" w:w="7936"/>
-            <w:tcMar>
-              <w:top w:type="dxa" w:w="40"/>
-              <w:left w:type="dxa" w:w="80"/>
-              <w:bottom w:type="dxa" w:w="40"/>
-              <w:right w:type="dxa" w:w="80"/>
-            </w:tcMar>
-            <w:vAlign w:val="top"/>
-          </w:tcPr>
-          <w:p>
-            <w:pPr>
-              <w:spacing w:line="240"/>
-              <w:jc w:val="left"/>
-            </w:pPr>
-            <w:r>
-              <w:rPr>
-                <w:rFonts w:ascii="Times New Roman" w:cs="Times New Roman" w:eastAsia="Times New Roman" w:hAnsi="Times New Roman"/>
-                <w:sz w:val="22"/>
-                <w:szCs w:val="22"/>
-              </w:rPr>
-              <w:t xml:space="preserve">Применяющий знания из общеобразовательных и профессиональных дисциплин для разумного, бережливого производства и природопользования, ресурсосбережения в быту, в профессиональной среде, общественном пространстве.</w:t>
-            </w:r>
-          </w:p>
-        </w:tc>
-      </w:tr>
-      <w:tr>
-        <w:tc>
-          <w:tcPr>
-            <w:tcW w:type="dxa" w:w="1418"/>
-            <w:tcMar>
-              <w:top w:type="dxa" w:w="40"/>
-              <w:left w:type="dxa" w:w="80"/>
-              <w:bottom w:type="dxa" w:w="40"/>
-              <w:right w:type="dxa" w:w="80"/>
-            </w:tcMar>
-            <w:vAlign w:val="top"/>
-          </w:tcPr>
-          <w:p>
-            <w:pPr>
-              <w:spacing w:line="240"/>
-              <w:jc w:val="left"/>
-            </w:pPr>
-            <w:r>
-              <w:rPr>
-                <w:rFonts w:ascii="Times New Roman" w:cs="Times New Roman" w:eastAsia="Times New Roman" w:hAnsi="Times New Roman"/>
-                <w:sz w:val="22"/>
-                <w:szCs w:val="22"/>
-              </w:rPr>
-              <w:t xml:space="preserve">ЛР 36</w:t>
-            </w:r>
-          </w:p>
-        </w:tc>
-        <w:tc>
-          <w:tcPr>
-            <w:tcW w:type="dxa" w:w="7936"/>
-            <w:tcMar>
-              <w:top w:type="dxa" w:w="40"/>
-              <w:left w:type="dxa" w:w="80"/>
-              <w:bottom w:type="dxa" w:w="40"/>
-              <w:right w:type="dxa" w:w="80"/>
-            </w:tcMar>
-            <w:vAlign w:val="top"/>
-          </w:tcPr>
-          <w:p>
-            <w:pPr>
-              <w:spacing w:line="240"/>
-              <w:jc w:val="left"/>
-            </w:pPr>
-            <w:r>
-              <w:rPr>
-                <w:rFonts w:ascii="Times New Roman" w:cs="Times New Roman" w:eastAsia="Times New Roman" w:hAnsi="Times New Roman"/>
-                <w:sz w:val="22"/>
-                <w:szCs w:val="22"/>
-              </w:rPr>
               <w:t xml:space="preserve">Имеющий и развивающий опыт экологически направленной, природоохранной, ресурсосберегающей деятельности, в том числе в рамках выбранной специальности, способствующий его приобретению другими людьми</w:t>
-            </w:r>
-          </w:p>
-        </w:tc>
-      </w:tr>
-      <w:tr>
-        <w:tc>
-          <w:tcPr>
-            <w:tcW w:type="dxa" w:w="1418"/>
-            <w:tcMar>
-              <w:top w:type="dxa" w:w="40"/>
-              <w:left w:type="dxa" w:w="80"/>
-              <w:bottom w:type="dxa" w:w="40"/>
-              <w:right w:type="dxa" w:w="80"/>
-            </w:tcMar>
-            <w:vAlign w:val="top"/>
-          </w:tcPr>
-          <w:p>
-            <w:pPr>
-              <w:spacing w:line="240"/>
-              <w:jc w:val="left"/>
-            </w:pPr>
-            <w:r>
-              <w:rPr>
-                <w:rFonts w:ascii="Times New Roman" w:cs="Times New Roman" w:eastAsia="Times New Roman" w:hAnsi="Times New Roman"/>
-                <w:sz w:val="22"/>
-                <w:szCs w:val="22"/>
-              </w:rPr>
-              <w:t xml:space="preserve">ЛР 37</w:t>
-            </w:r>
-          </w:p>
-        </w:tc>
-        <w:tc>
-          <w:tcPr>
-            <w:tcW w:type="dxa" w:w="7936"/>
-            <w:tcMar>
-              <w:top w:type="dxa" w:w="40"/>
-              <w:left w:type="dxa" w:w="80"/>
-              <w:bottom w:type="dxa" w:w="40"/>
-              <w:right w:type="dxa" w:w="80"/>
-            </w:tcMar>
-            <w:vAlign w:val="top"/>
-          </w:tcPr>
-          <w:p>
-            <w:pPr>
-              <w:spacing w:line="240"/>
-              <w:jc w:val="left"/>
-            </w:pPr>
-            <w:r>
-              <w:rPr>
-                <w:rFonts w:ascii="Times New Roman" w:cs="Times New Roman" w:eastAsia="Times New Roman" w:hAnsi="Times New Roman"/>
-                <w:sz w:val="22"/>
-                <w:szCs w:val="22"/>
-              </w:rPr>
-              <w:t xml:space="preserve">Деятельно выражающий познавательные интересы в разных предметных областях с учётом своих интересов, способностей, достижений, выбранного направления профессионального образования и подготовки.</w:t>
             </w:r>
           </w:p>
         </w:tc>
@@ -20466,7 +20034,7 @@
                 <w:sz w:val="22"/>
                 <w:szCs w:val="22"/>
               </w:rPr>
-              <w:t xml:space="preserve">ЛР 14</w:t>
+              <w:t xml:space="preserve">ЛР 15</w:t>
             </w:r>
           </w:p>
         </w:tc>
@@ -20492,7 +20060,7 @@
                 <w:sz w:val="22"/>
                 <w:szCs w:val="22"/>
               </w:rPr>
-              <w:t xml:space="preserve">Ориентированный на создание устойчивой семьи на основе российских традиционных семейных ценностей, рождение и воспитание детей и принятие родительской ответственности.</w:t>
+              <w:t xml:space="preserve">Обладающий сформированными представлениями о ценности и значении в отечественной и мировой культуре языков и литературы народов России</w:t>
             </w:r>
           </w:p>
         </w:tc>
@@ -20518,7 +20086,21 @@
                 <w:sz w:val="22"/>
                 <w:szCs w:val="22"/>
               </w:rPr>
-              <w:t xml:space="preserve">кураторские часы, воспитательные мероприятия техникума; наблюдение за участием студентов в мероприятиях трудовой направленности; характеристика руководителя учебной практики</w:t>
+              <w:t xml:space="preserve">ОК 05: защита отчётов по практическим работам МДК.03.01; УП.03 — темы 3–5: составление и оформление документов, протокола совещания, телефонного диалога</w:t>
+            </w:r>
+          </w:p>
+          <w:p>
+            <w:pPr>
+              <w:spacing w:line="240"/>
+              <w:jc w:val="left"/>
+            </w:pPr>
+            <w:r>
+              <w:rPr>
+                <w:rFonts w:ascii="Times New Roman" w:cs="Times New Roman" w:eastAsia="Times New Roman" w:hAnsi="Times New Roman"/>
+                <w:sz w:val="22"/>
+                <w:szCs w:val="22"/>
+              </w:rPr>
+              <w:t xml:space="preserve">ОК 09: МДК.03.01 — работа с технической документацией и инструкциями к оргтехнике; УП.03 — работа с нормативно-методическими документами по делопроизводству</w:t>
             </w:r>
           </w:p>
         </w:tc>
@@ -20546,7 +20128,7 @@
                 <w:sz w:val="22"/>
                 <w:szCs w:val="22"/>
               </w:rPr>
-              <w:t xml:space="preserve">ЛР 15</w:t>
+              <w:t xml:space="preserve">ЛР 20</w:t>
             </w:r>
           </w:p>
         </w:tc>
@@ -20572,7 +20154,7 @@
                 <w:sz w:val="22"/>
                 <w:szCs w:val="22"/>
               </w:rPr>
-              <w:t xml:space="preserve">Обладающий сформированными представлениями о ценности и значении в отечественной и мировой культуре языков и литературы народов России</w:t>
+              <w:t xml:space="preserve">Понимающий и выражающий в практической деятельности понимание ценности жизни, здоровья и безопасности, значение личных усилий в сохранении и укреплении своего здоровья и здоровья других людей.</w:t>
             </w:r>
           </w:p>
         </w:tc>
@@ -20598,21 +20180,7 @@
                 <w:sz w:val="22"/>
                 <w:szCs w:val="22"/>
               </w:rPr>
-              <w:t xml:space="preserve">ОК 05: защита отчётов по практическим работам МДК.03.01; УП.03 — темы 3–5: составление и оформление документов, протокола совещания, телефонного диалога</w:t>
-            </w:r>
-          </w:p>
-          <w:p>
-            <w:pPr>
-              <w:spacing w:line="240"/>
-              <w:jc w:val="left"/>
-            </w:pPr>
-            <w:r>
-              <w:rPr>
-                <w:rFonts w:ascii="Times New Roman" w:cs="Times New Roman" w:eastAsia="Times New Roman" w:hAnsi="Times New Roman"/>
-                <w:sz w:val="22"/>
-                <w:szCs w:val="22"/>
-              </w:rPr>
-              <w:t xml:space="preserve">ОК 09: МДК.03.01 — работа с технической документацией и инструкциями к оргтехнике; УП.03 — работа с нормативно-методическими документами по делопроизводству</w:t>
+              <w:t xml:space="preserve">ОК 08: УП.03 — тема 1: инструктаж по охране труда, организации рабочего места; тема 2: разработка эскиза рабочего места секретаря; безопасная работа с оргтехникой</w:t>
             </w:r>
           </w:p>
         </w:tc>
@@ -20640,7 +20208,7 @@
                 <w:sz w:val="22"/>
                 <w:szCs w:val="22"/>
               </w:rPr>
-              <w:t xml:space="preserve">ЛР 16</w:t>
+              <w:t xml:space="preserve">ЛР 21</w:t>
             </w:r>
           </w:p>
         </w:tc>
@@ -20666,7 +20234,7 @@
                 <w:sz w:val="22"/>
                 <w:szCs w:val="22"/>
               </w:rPr>
-              <w:t xml:space="preserve">Выражающий понимание ценности отечественного и мирового искусства, российского и мирового художественного наследия.</w:t>
+              <w:t xml:space="preserve">Соблюдающий правила личной и общественной безопасности, в том числе безопасного поведения в информационной среде.</w:t>
             </w:r>
           </w:p>
         </w:tc>
@@ -20692,7 +20260,7 @@
                 <w:sz w:val="22"/>
                 <w:szCs w:val="22"/>
               </w:rPr>
-              <w:t xml:space="preserve">кураторские часы, воспитательные мероприятия техникума; наблюдение за участием студентов в мероприятиях трудовой направленности; характеристика руководителя учебной практики</w:t>
+              <w:t xml:space="preserve">ОК 08: УП.03 — тема 1: инструктаж по охране труда, организации рабочего места; тема 2: разработка эскиза рабочего места секретаря; безопасная работа с оргтехникой</w:t>
             </w:r>
           </w:p>
         </w:tc>
@@ -20720,7 +20288,7 @@
                 <w:sz w:val="22"/>
                 <w:szCs w:val="22"/>
               </w:rPr>
-              <w:t xml:space="preserve">ЛР 17</w:t>
+              <w:t xml:space="preserve">ЛР 22</w:t>
             </w:r>
           </w:p>
         </w:tc>
@@ -20746,7 +20314,7 @@
                 <w:sz w:val="22"/>
                 <w:szCs w:val="22"/>
               </w:rPr>
-              <w:t xml:space="preserve">Проявляющий восприимчивость к разным видам искусства, понимание эмоционального воздействия искусства, его влияния на душевное состояние и поведение людей, умеющий критически оценивать это влияние.</w:t>
+              <w:t xml:space="preserve">Выражающий на практике установку на здоровый образ жизни (здоровое питание, соблюдение гигиены, режим занятий и отдыха, регулярную физическую активность), стремление к физическому совершенствованию.</w:t>
             </w:r>
           </w:p>
         </w:tc>
@@ -20772,7 +20340,7 @@
                 <w:sz w:val="22"/>
                 <w:szCs w:val="22"/>
               </w:rPr>
-              <w:t xml:space="preserve">кураторские часы, воспитательные мероприятия техникума; наблюдение за участием студентов в мероприятиях трудовой направленности; характеристика руководителя учебной практики</w:t>
+              <w:t xml:space="preserve">ОК 08: УП.03 — тема 1: инструктаж по охране труда, организации рабочего места; тема 2: разработка эскиза рабочего места секретаря; безопасная работа с оргтехникой</w:t>
             </w:r>
           </w:p>
         </w:tc>
@@ -20800,7 +20368,7 @@
                 <w:sz w:val="22"/>
                 <w:szCs w:val="22"/>
               </w:rPr>
-              <w:t xml:space="preserve">ЛР 18</w:t>
+              <w:t xml:space="preserve">ЛР 23</w:t>
             </w:r>
           </w:p>
         </w:tc>
@@ -20826,7 +20394,7 @@
                 <w:sz w:val="22"/>
                 <w:szCs w:val="22"/>
               </w:rPr>
-              <w:t xml:space="preserve">Проявляющий понимание художественной культуры как средства коммуникации и самовыражения в современном обществе, значение нравственных норм, ценностей, традиций в искусстве.</w:t>
+              <w:t xml:space="preserve">Проявляющий сознательное и обоснованное неприятие вредных привычек (курения, употребления алкоголя, наркотиков, любых форм зависимостей), деструктивного поведения в обществе и цифровой среде, понимание их вреда для физического и психического здоровья.</w:t>
             </w:r>
           </w:p>
         </w:tc>
@@ -20852,7 +20420,7 @@
                 <w:sz w:val="22"/>
                 <w:szCs w:val="22"/>
               </w:rPr>
-              <w:t xml:space="preserve">кураторские часы, воспитательные мероприятия техникума; наблюдение за участием студентов в мероприятиях трудовой направленности; характеристика руководителя учебной практики</w:t>
+              <w:t xml:space="preserve">ОК 08: УП.03 — тема 1: инструктаж по охране труда, организации рабочего места; тема 2: разработка эскиза рабочего места секретаря; безопасная работа с оргтехникой</w:t>
             </w:r>
           </w:p>
         </w:tc>
@@ -20880,7 +20448,7 @@
                 <w:sz w:val="22"/>
                 <w:szCs w:val="22"/>
               </w:rPr>
-              <w:t xml:space="preserve">ЛР 19</w:t>
+              <w:t xml:space="preserve">ЛР 24</w:t>
             </w:r>
           </w:p>
         </w:tc>
@@ -20906,7 +20474,7 @@
                 <w:sz w:val="22"/>
                 <w:szCs w:val="22"/>
               </w:rPr>
-              <w:t xml:space="preserve">Ориентированный на осознанное творческое самовыражение, реализацию творческих способностей, на эстетическое обустройство собственного быта, профессиональной среды.</w:t>
+              <w:t xml:space="preserve">Демонстрирующий навыки рефлексии своего состояния (физического, эмоционального, психологического), понимания состояния других людей.</w:t>
             </w:r>
           </w:p>
         </w:tc>
@@ -20932,7 +20500,7 @@
                 <w:sz w:val="22"/>
                 <w:szCs w:val="22"/>
               </w:rPr>
-              <w:t xml:space="preserve">кураторские часы, воспитательные мероприятия техникума; наблюдение за участием студентов в мероприятиях трудовой направленности; характеристика руководителя учебной практики</w:t>
+              <w:t xml:space="preserve">ОК 08: УП.03 — тема 1: инструктаж по охране труда, организации рабочего места; тема 2: разработка эскиза рабочего места секретаря; безопасная работа с оргтехникой</w:t>
             </w:r>
           </w:p>
         </w:tc>
@@ -20960,7 +20528,7 @@
                 <w:sz w:val="22"/>
                 <w:szCs w:val="22"/>
               </w:rPr>
-              <w:t xml:space="preserve">ЛР 20</w:t>
+              <w:t xml:space="preserve">ЛР 25</w:t>
             </w:r>
           </w:p>
         </w:tc>
@@ -20986,7 +20554,7 @@
                 <w:sz w:val="22"/>
                 <w:szCs w:val="22"/>
               </w:rPr>
-              <w:t xml:space="preserve">Понимающий и выражающий в практической деятельности понимание ценности жизни, здоровья и безопасности, значение личных усилий в сохранении и укреплении своего здоровья и здоровья других людей.</w:t>
+              <w:t xml:space="preserve">Демонстрирующий и развивающий свою физическую подготовку, необходимую для избранной профессиональной деятельности, способности адаптироваться к стрессовым ситуациям в общении, в изменяющихся условиях (профессиональных, социальных, информационных, природных), эффективно действовать в чрезвычайных ситуациях.</w:t>
             </w:r>
           </w:p>
         </w:tc>
@@ -21012,7 +20580,7 @@
                 <w:sz w:val="22"/>
                 <w:szCs w:val="22"/>
               </w:rPr>
-              <w:t xml:space="preserve">ОК 08: УП.03 — тема 1: инструктаж по охране труда, организации рабочего места; тема 2: разработка эскиза рабочего места секретаря; безопасная работа с оргтехникой</w:t>
+              <w:t xml:space="preserve">ОК 07: МДК.03.01 — бережное использование оргтехники и расходных материалов на практических работах № 1–6; УП.03 — тема 2: организация рабочего места секретаря</w:t>
             </w:r>
           </w:p>
         </w:tc>
@@ -21040,7 +20608,7 @@
                 <w:sz w:val="22"/>
                 <w:szCs w:val="22"/>
               </w:rPr>
-              <w:t xml:space="preserve">ЛР 21</w:t>
+              <w:t xml:space="preserve">ЛР 26</w:t>
             </w:r>
           </w:p>
         </w:tc>
@@ -21066,7 +20634,7 @@
                 <w:sz w:val="22"/>
                 <w:szCs w:val="22"/>
               </w:rPr>
-              <w:t xml:space="preserve">Соблюдающий правила личной и общественной безопасности, в том числе безопасного поведения в информационной среде.</w:t>
+              <w:t xml:space="preserve">Использующий средства физической культуры для сохранения и укрепления здоровья в процессе профессиональной деятельности и поддержания необходимого уровня физической подготовленности</w:t>
             </w:r>
           </w:p>
         </w:tc>
@@ -21120,7 +20688,7 @@
                 <w:sz w:val="22"/>
                 <w:szCs w:val="22"/>
               </w:rPr>
-              <w:t xml:space="preserve">ЛР 22</w:t>
+              <w:t xml:space="preserve">ЛР 28</w:t>
             </w:r>
           </w:p>
         </w:tc>
@@ -21146,7 +20714,7 @@
                 <w:sz w:val="22"/>
                 <w:szCs w:val="22"/>
               </w:rPr>
-              <w:t xml:space="preserve">Выражающий на практике установку на здоровый образ жизни (здоровое питание, соблюдение гигиены, режим занятий и отдыха, регулярную физическую активность), стремление к физическому совершенствованию.</w:t>
+              <w:t xml:space="preserve">Участвующий в социально значимой трудовой и профессиональной деятельности разного вида в семье, образовательной организации, на базах производственной практики, в своей местности.</w:t>
             </w:r>
           </w:p>
         </w:tc>
@@ -21172,7 +20740,7 @@
                 <w:sz w:val="22"/>
                 <w:szCs w:val="22"/>
               </w:rPr>
-              <w:t xml:space="preserve">ОК 08: УП.03 — тема 1: инструктаж по охране труда, организации рабочего места; тема 2: разработка эскиза рабочего места секретаря; безопасная работа с оргтехникой</w:t>
+              <w:t xml:space="preserve">ОК 04: МДК.03.01 — практические работы на общем оборудовании лаборатории в парах и малых группах; УП.03 — тема 4: подготовка и обслуживание совещаний, работа в группах</w:t>
             </w:r>
           </w:p>
         </w:tc>
@@ -21200,7 +20768,7 @@
                 <w:sz w:val="22"/>
                 <w:szCs w:val="22"/>
               </w:rPr>
-              <w:t xml:space="preserve">ЛР 23</w:t>
+              <w:t xml:space="preserve">ЛР 29</w:t>
             </w:r>
           </w:p>
         </w:tc>
@@ -21226,7 +20794,7 @@
                 <w:sz w:val="22"/>
                 <w:szCs w:val="22"/>
               </w:rPr>
-              <w:t xml:space="preserve">Проявляющий сознательное и обоснованное неприятие вредных привычек (курения, употребления алкоголя, наркотиков, любых форм зависимостей), деструктивного поведения в обществе и цифровой среде, понимание их вреда для физического и психического здоровья.</w:t>
+              <w:t xml:space="preserve">Выражающий осознанную готовность к непрерывному образованию и самообразованию в выбранной сфере профессиональной деятельности.</w:t>
             </w:r>
           </w:p>
         </w:tc>
@@ -21252,7 +20820,7 @@
                 <w:sz w:val="22"/>
                 <w:szCs w:val="22"/>
               </w:rPr>
-              <w:t xml:space="preserve">ОК 08: УП.03 — тема 1: инструктаж по охране труда, организации рабочего места; тема 2: разработка эскиза рабочего места секретаря; безопасная работа с оргтехникой</w:t>
+              <w:t xml:space="preserve">ОК 03: МДК.03.01 — внеаудиторная самостоятельная работа № 1–3 и подготовка к дифференцированному зачёту; УП.03 — тема 2: планирование рабочего времени секретаря</w:t>
             </w:r>
           </w:p>
         </w:tc>
@@ -21280,7 +20848,7 @@
                 <w:sz w:val="22"/>
                 <w:szCs w:val="22"/>
               </w:rPr>
-              <w:t xml:space="preserve">ЛР 24</w:t>
+              <w:t xml:space="preserve">ЛР 30</w:t>
             </w:r>
           </w:p>
         </w:tc>
@@ -21306,7 +20874,7 @@
                 <w:sz w:val="22"/>
                 <w:szCs w:val="22"/>
               </w:rPr>
-              <w:t xml:space="preserve">Демонстрирующий навыки рефлексии своего состояния (физического, эмоционального, психологического), понимания состояния других людей.</w:t>
+              <w:t xml:space="preserve">Понимающий специфику профессионально-трудовой деятельности, регулирования трудовых отношений, готовый учиться и трудиться в современном высокотехнологичном мире на благо государства и общества.</w:t>
             </w:r>
           </w:p>
         </w:tc>
@@ -21332,7 +20900,7 @@
                 <w:sz w:val="22"/>
                 <w:szCs w:val="22"/>
               </w:rPr>
-              <w:t xml:space="preserve">ОК 08: УП.03 — тема 1: инструктаж по охране труда, организации рабочего места; тема 2: разработка эскиза рабочего места секретаря; безопасная работа с оргтехникой</w:t>
+              <w:t xml:space="preserve">ОК 03: МДК.03.01 — внеаудиторная самостоятельная работа № 1–3 и подготовка к дифференцированному зачёту; УП.03 — тема 2: планирование рабочего времени секретаря</w:t>
             </w:r>
           </w:p>
         </w:tc>
@@ -21360,7 +20928,7 @@
                 <w:sz w:val="22"/>
                 <w:szCs w:val="22"/>
               </w:rPr>
-              <w:t xml:space="preserve">ЛР 25</w:t>
+              <w:t xml:space="preserve">ЛР 31</w:t>
             </w:r>
           </w:p>
         </w:tc>
@@ -21386,7 +20954,7 @@
                 <w:sz w:val="22"/>
                 <w:szCs w:val="22"/>
               </w:rPr>
-              <w:t xml:space="preserve">Демонстрирующий и развивающий свою физическую подготовку, необходимую для избранной профессиональной деятельности, способности адаптироваться к стрессовым ситуациям в общении, в изменяющихся условиях (профессиональных, социальных, информационных, природных), эффективно действовать в чрезвычайных ситуациях.</w:t>
+              <w:t xml:space="preserve">Ориентированный на осознанное освоение выбранной сферы профессиональной деятельности с учётом личных жизненных планов, потребностей своей семьи, государства и общества.</w:t>
             </w:r>
           </w:p>
         </w:tc>
@@ -21412,7 +20980,7 @@
                 <w:sz w:val="22"/>
                 <w:szCs w:val="22"/>
               </w:rPr>
-              <w:t xml:space="preserve">ОК 07: МДК.03.01 — бережное использование оргтехники и расходных материалов на практических работах № 1–6; УП.03 — тема 2: организация рабочего места секретаря</w:t>
+              <w:t xml:space="preserve">ОК 03: МДК.03.01 — внеаудиторная самостоятельная работа № 1–3 и подготовка к дифференцированному зачёту; УП.03 — тема 2: планирование рабочего времени секретаря</w:t>
             </w:r>
           </w:p>
         </w:tc>
@@ -21440,7 +21008,7 @@
                 <w:sz w:val="22"/>
                 <w:szCs w:val="22"/>
               </w:rPr>
-              <w:t xml:space="preserve">ЛР 26</w:t>
+              <w:t xml:space="preserve">ЛР 33</w:t>
             </w:r>
           </w:p>
         </w:tc>
@@ -21466,7 +21034,7 @@
                 <w:sz w:val="22"/>
                 <w:szCs w:val="22"/>
               </w:rPr>
-              <w:t xml:space="preserve">Использующий средства физической культуры для сохранения и укрепления здоровья в процессе профессиональной деятельности и поддержания необходимого уровня физической подготовленности</w:t>
+              <w:t xml:space="preserve">Демонстрирующий в поведении сформированность экологической культуры на основе понимания влияния социально-экономических процессов на природу, в том числе на глобальном уровне, ответственность за действия в природной среде.</w:t>
             </w:r>
           </w:p>
         </w:tc>
@@ -21492,7 +21060,7 @@
                 <w:sz w:val="22"/>
                 <w:szCs w:val="22"/>
               </w:rPr>
-              <w:t xml:space="preserve">ОК 08: УП.03 — тема 1: инструктаж по охране труда, организации рабочего места; тема 2: разработка эскиза рабочего места секретаря; безопасная работа с оргтехникой</w:t>
+              <w:t xml:space="preserve">ОК 07: МДК.03.01 — бережное использование оргтехники и расходных материалов на практических работах № 1–6; УП.03 — тема 2: организация рабочего места секретаря</w:t>
             </w:r>
           </w:p>
         </w:tc>
@@ -21520,7 +21088,7 @@
                 <w:sz w:val="22"/>
                 <w:szCs w:val="22"/>
               </w:rPr>
-              <w:t xml:space="preserve">ЛР 27</w:t>
+              <w:t xml:space="preserve">ЛР 34</w:t>
             </w:r>
           </w:p>
         </w:tc>
@@ -21546,7 +21114,7 @@
                 <w:sz w:val="22"/>
                 <w:szCs w:val="22"/>
               </w:rPr>
-              <w:t xml:space="preserve">Понимающий профессиональные идеалы и ценности, уважающий труд, результаты труда, трудовые достижения российского народа, трудовые и профессиональные достижения своих земляков, их вклад в развитие своего поселения, края, страны.</w:t>
+              <w:t xml:space="preserve">Выражающий деятельное неприятие действий, приносящих вред природе, содействующий сохранению и защите окружающей среды.</w:t>
             </w:r>
           </w:p>
         </w:tc>
@@ -21572,7 +21140,7 @@
                 <w:sz w:val="22"/>
                 <w:szCs w:val="22"/>
               </w:rPr>
-              <w:t xml:space="preserve">кураторские часы, воспитательные мероприятия техникума; наблюдение за участием студентов в мероприятиях трудовой направленности; характеристика руководителя учебной практики</w:t>
+              <w:t xml:space="preserve">ОК 07: МДК.03.01 — бережное использование оргтехники и расходных материалов на практических работах № 1–6; УП.03 — тема 2: организация рабочего места секретаря</w:t>
             </w:r>
           </w:p>
         </w:tc>
@@ -21600,7 +21168,7 @@
                 <w:sz w:val="22"/>
                 <w:szCs w:val="22"/>
               </w:rPr>
-              <w:t xml:space="preserve">ЛР 28</w:t>
+              <w:t xml:space="preserve">ЛР 35</w:t>
             </w:r>
           </w:p>
         </w:tc>
@@ -21626,7 +21194,7 @@
                 <w:sz w:val="22"/>
                 <w:szCs w:val="22"/>
               </w:rPr>
-              <w:t xml:space="preserve">Участвующий в социально значимой трудовой и профессиональной деятельности разного вида в семье, образовательной организации, на базах производственной практики, в своей местности.</w:t>
+              <w:t xml:space="preserve">Применяющий знания из общеобразовательных и профессиональных дисциплин для разумного, бережливого производства и природопользования, ресурсосбережения в быту, в профессиональной среде, общественном пространстве.</w:t>
             </w:r>
           </w:p>
         </w:tc>
@@ -21652,7 +21220,7 @@
                 <w:sz w:val="22"/>
                 <w:szCs w:val="22"/>
               </w:rPr>
-              <w:t xml:space="preserve">ОК 04: МДК.03.01 — практические работы на общем оборудовании лаборатории в парах и малых группах; УП.03 — тема 4: подготовка и обслуживание совещаний, работа в группах</w:t>
+              <w:t xml:space="preserve">ОК 07: МДК.03.01 — бережное использование оргтехники и расходных материалов на практических работах № 1–6; УП.03 — тема 2: организация рабочего места секретаря</w:t>
             </w:r>
           </w:p>
         </w:tc>
@@ -21680,7 +21248,7 @@
                 <w:sz w:val="22"/>
                 <w:szCs w:val="22"/>
               </w:rPr>
-              <w:t xml:space="preserve">ЛР 29</w:t>
+              <w:t xml:space="preserve">ЛР 36</w:t>
             </w:r>
           </w:p>
         </w:tc>
@@ -21706,7 +21274,7 @@
                 <w:sz w:val="22"/>
                 <w:szCs w:val="22"/>
               </w:rPr>
-              <w:t xml:space="preserve">Выражающий осознанную готовность к непрерывному образованию и самообразованию в выбранной сфере профессиональной деятельности.</w:t>
+              <w:t xml:space="preserve">Имеющий и развивающий опыт экологически направленной, природоохранной, ресурсосберегающей деятельности, в том числе в рамках выбранной специальности, способствующий его приобретению другими людьми</w:t>
             </w:r>
           </w:p>
         </w:tc>
@@ -21732,647 +21300,7 @@
                 <w:sz w:val="22"/>
                 <w:szCs w:val="22"/>
               </w:rPr>
-              <w:t xml:space="preserve">ОК 03: МДК.03.01 — внеаудиторная самостоятельная работа № 1–3 и подготовка к дифференцированному зачёту; УП.03 — тема 2: планирование рабочего времени секретаря</w:t>
-            </w:r>
-          </w:p>
-        </w:tc>
-      </w:tr>
-      <w:tr>
-        <w:tc>
-          <w:tcPr>
-            <w:tcW w:type="dxa" w:w="1247"/>
-            <w:tcMar>
-              <w:top w:type="dxa" w:w="40"/>
-              <w:left w:type="dxa" w:w="80"/>
-              <w:bottom w:type="dxa" w:w="40"/>
-              <w:right w:type="dxa" w:w="80"/>
-            </w:tcMar>
-            <w:vAlign w:val="top"/>
-          </w:tcPr>
-          <w:p>
-            <w:pPr>
-              <w:spacing w:line="240"/>
-              <w:jc w:val="left"/>
-            </w:pPr>
-            <w:r>
-              <w:rPr>
-                <w:rFonts w:ascii="Times New Roman" w:cs="Times New Roman" w:eastAsia="Times New Roman" w:hAnsi="Times New Roman"/>
-                <w:sz w:val="22"/>
-                <w:szCs w:val="22"/>
-              </w:rPr>
-              <w:t xml:space="preserve">ЛР 30</w:t>
-            </w:r>
-          </w:p>
-        </w:tc>
-        <w:tc>
-          <w:tcPr>
-            <w:tcW w:type="dxa" w:w="4138"/>
-            <w:tcMar>
-              <w:top w:type="dxa" w:w="40"/>
-              <w:left w:type="dxa" w:w="80"/>
-              <w:bottom w:type="dxa" w:w="40"/>
-              <w:right w:type="dxa" w:w="80"/>
-            </w:tcMar>
-            <w:vAlign w:val="top"/>
-          </w:tcPr>
-          <w:p>
-            <w:pPr>
-              <w:spacing w:line="240"/>
-              <w:jc w:val="left"/>
-            </w:pPr>
-            <w:r>
-              <w:rPr>
-                <w:rFonts w:ascii="Times New Roman" w:cs="Times New Roman" w:eastAsia="Times New Roman" w:hAnsi="Times New Roman"/>
-                <w:sz w:val="22"/>
-                <w:szCs w:val="22"/>
-              </w:rPr>
-              <w:t xml:space="preserve">Понимающий специфику профессионально-трудовой деятельности, регулирования трудовых отношений, готовый учиться и трудиться в современном высокотехнологичном мире на благо государства и общества.</w:t>
-            </w:r>
-          </w:p>
-        </w:tc>
-        <w:tc>
-          <w:tcPr>
-            <w:tcW w:type="dxa" w:w="3969"/>
-            <w:tcMar>
-              <w:top w:type="dxa" w:w="40"/>
-              <w:left w:type="dxa" w:w="80"/>
-              <w:bottom w:type="dxa" w:w="40"/>
-              <w:right w:type="dxa" w:w="80"/>
-            </w:tcMar>
-            <w:vAlign w:val="top"/>
-          </w:tcPr>
-          <w:p>
-            <w:pPr>
-              <w:spacing w:line="240"/>
-              <w:jc w:val="left"/>
-            </w:pPr>
-            <w:r>
-              <w:rPr>
-                <w:rFonts w:ascii="Times New Roman" w:cs="Times New Roman" w:eastAsia="Times New Roman" w:hAnsi="Times New Roman"/>
-                <w:sz w:val="22"/>
-                <w:szCs w:val="22"/>
-              </w:rPr>
-              <w:t xml:space="preserve">ОК 03: МДК.03.01 — внеаудиторная самостоятельная работа № 1–3 и подготовка к дифференцированному зачёту; УП.03 — тема 2: планирование рабочего времени секретаря</w:t>
-            </w:r>
-          </w:p>
-        </w:tc>
-      </w:tr>
-      <w:tr>
-        <w:tc>
-          <w:tcPr>
-            <w:tcW w:type="dxa" w:w="1247"/>
-            <w:tcMar>
-              <w:top w:type="dxa" w:w="40"/>
-              <w:left w:type="dxa" w:w="80"/>
-              <w:bottom w:type="dxa" w:w="40"/>
-              <w:right w:type="dxa" w:w="80"/>
-            </w:tcMar>
-            <w:vAlign w:val="top"/>
-          </w:tcPr>
-          <w:p>
-            <w:pPr>
-              <w:spacing w:line="240"/>
-              <w:jc w:val="left"/>
-            </w:pPr>
-            <w:r>
-              <w:rPr>
-                <w:rFonts w:ascii="Times New Roman" w:cs="Times New Roman" w:eastAsia="Times New Roman" w:hAnsi="Times New Roman"/>
-                <w:sz w:val="22"/>
-                <w:szCs w:val="22"/>
-              </w:rPr>
-              <w:t xml:space="preserve">ЛР 31</w:t>
-            </w:r>
-          </w:p>
-        </w:tc>
-        <w:tc>
-          <w:tcPr>
-            <w:tcW w:type="dxa" w:w="4138"/>
-            <w:tcMar>
-              <w:top w:type="dxa" w:w="40"/>
-              <w:left w:type="dxa" w:w="80"/>
-              <w:bottom w:type="dxa" w:w="40"/>
-              <w:right w:type="dxa" w:w="80"/>
-            </w:tcMar>
-            <w:vAlign w:val="top"/>
-          </w:tcPr>
-          <w:p>
-            <w:pPr>
-              <w:spacing w:line="240"/>
-              <w:jc w:val="left"/>
-            </w:pPr>
-            <w:r>
-              <w:rPr>
-                <w:rFonts w:ascii="Times New Roman" w:cs="Times New Roman" w:eastAsia="Times New Roman" w:hAnsi="Times New Roman"/>
-                <w:sz w:val="22"/>
-                <w:szCs w:val="22"/>
-              </w:rPr>
-              <w:t xml:space="preserve">Ориентированный на осознанное освоение выбранной сферы профессиональной деятельности с учётом личных жизненных планов, потребностей своей семьи, государства и общества.</w:t>
-            </w:r>
-          </w:p>
-        </w:tc>
-        <w:tc>
-          <w:tcPr>
-            <w:tcW w:type="dxa" w:w="3969"/>
-            <w:tcMar>
-              <w:top w:type="dxa" w:w="40"/>
-              <w:left w:type="dxa" w:w="80"/>
-              <w:bottom w:type="dxa" w:w="40"/>
-              <w:right w:type="dxa" w:w="80"/>
-            </w:tcMar>
-            <w:vAlign w:val="top"/>
-          </w:tcPr>
-          <w:p>
-            <w:pPr>
-              <w:spacing w:line="240"/>
-              <w:jc w:val="left"/>
-            </w:pPr>
-            <w:r>
-              <w:rPr>
-                <w:rFonts w:ascii="Times New Roman" w:cs="Times New Roman" w:eastAsia="Times New Roman" w:hAnsi="Times New Roman"/>
-                <w:sz w:val="22"/>
-                <w:szCs w:val="22"/>
-              </w:rPr>
-              <w:t xml:space="preserve">ОК 03: МДК.03.01 — внеаудиторная самостоятельная работа № 1–3 и подготовка к дифференцированному зачёту; УП.03 — тема 2: планирование рабочего времени секретаря</w:t>
-            </w:r>
-          </w:p>
-        </w:tc>
-      </w:tr>
-      <w:tr>
-        <w:tc>
-          <w:tcPr>
-            <w:tcW w:type="dxa" w:w="1247"/>
-            <w:tcMar>
-              <w:top w:type="dxa" w:w="40"/>
-              <w:left w:type="dxa" w:w="80"/>
-              <w:bottom w:type="dxa" w:w="40"/>
-              <w:right w:type="dxa" w:w="80"/>
-            </w:tcMar>
-            <w:vAlign w:val="top"/>
-          </w:tcPr>
-          <w:p>
-            <w:pPr>
-              <w:spacing w:line="240"/>
-              <w:jc w:val="left"/>
-            </w:pPr>
-            <w:r>
-              <w:rPr>
-                <w:rFonts w:ascii="Times New Roman" w:cs="Times New Roman" w:eastAsia="Times New Roman" w:hAnsi="Times New Roman"/>
-                <w:sz w:val="22"/>
-                <w:szCs w:val="22"/>
-              </w:rPr>
-              <w:t xml:space="preserve">ЛР 32</w:t>
-            </w:r>
-          </w:p>
-        </w:tc>
-        <w:tc>
-          <w:tcPr>
-            <w:tcW w:type="dxa" w:w="4138"/>
-            <w:tcMar>
-              <w:top w:type="dxa" w:w="40"/>
-              <w:left w:type="dxa" w:w="80"/>
-              <w:bottom w:type="dxa" w:w="40"/>
-              <w:right w:type="dxa" w:w="80"/>
-            </w:tcMar>
-            <w:vAlign w:val="top"/>
-          </w:tcPr>
-          <w:p>
-            <w:pPr>
-              <w:spacing w:line="240"/>
-              <w:jc w:val="left"/>
-            </w:pPr>
-            <w:r>
-              <w:rPr>
-                <w:rFonts w:ascii="Times New Roman" w:cs="Times New Roman" w:eastAsia="Times New Roman" w:hAnsi="Times New Roman"/>
-                <w:sz w:val="22"/>
-                <w:szCs w:val="22"/>
-              </w:rPr>
-              <w:t xml:space="preserve">Обладающий сформированными представлениями о значении и ценности выбранной профессии, проявляющий уважение к своей профессии и своему профессиональному сообществу, поддерживающий позитивный образ и престиж своей профессии в обществе.</w:t>
-            </w:r>
-          </w:p>
-        </w:tc>
-        <w:tc>
-          <w:tcPr>
-            <w:tcW w:type="dxa" w:w="3969"/>
-            <w:tcMar>
-              <w:top w:type="dxa" w:w="40"/>
-              <w:left w:type="dxa" w:w="80"/>
-              <w:bottom w:type="dxa" w:w="40"/>
-              <w:right w:type="dxa" w:w="80"/>
-            </w:tcMar>
-            <w:vAlign w:val="top"/>
-          </w:tcPr>
-          <w:p>
-            <w:pPr>
-              <w:spacing w:line="240"/>
-              <w:jc w:val="left"/>
-            </w:pPr>
-            <w:r>
-              <w:rPr>
-                <w:rFonts w:ascii="Times New Roman" w:cs="Times New Roman" w:eastAsia="Times New Roman" w:hAnsi="Times New Roman"/>
-                <w:sz w:val="22"/>
-                <w:szCs w:val="22"/>
-              </w:rPr>
-              <w:t xml:space="preserve">кураторские часы, воспитательные мероприятия техникума; наблюдение за участием студентов в мероприятиях трудовой направленности; характеристика руководителя учебной практики</w:t>
-            </w:r>
-          </w:p>
-        </w:tc>
-      </w:tr>
-      <w:tr>
-        <w:tc>
-          <w:tcPr>
-            <w:tcW w:type="dxa" w:w="1247"/>
-            <w:tcMar>
-              <w:top w:type="dxa" w:w="40"/>
-              <w:left w:type="dxa" w:w="80"/>
-              <w:bottom w:type="dxa" w:w="40"/>
-              <w:right w:type="dxa" w:w="80"/>
-            </w:tcMar>
-            <w:vAlign w:val="top"/>
-          </w:tcPr>
-          <w:p>
-            <w:pPr>
-              <w:spacing w:line="240"/>
-              <w:jc w:val="left"/>
-            </w:pPr>
-            <w:r>
-              <w:rPr>
-                <w:rFonts w:ascii="Times New Roman" w:cs="Times New Roman" w:eastAsia="Times New Roman" w:hAnsi="Times New Roman"/>
-                <w:sz w:val="22"/>
-                <w:szCs w:val="22"/>
-              </w:rPr>
-              <w:t xml:space="preserve">ЛР 33</w:t>
-            </w:r>
-          </w:p>
-        </w:tc>
-        <w:tc>
-          <w:tcPr>
-            <w:tcW w:type="dxa" w:w="4138"/>
-            <w:tcMar>
-              <w:top w:type="dxa" w:w="40"/>
-              <w:left w:type="dxa" w:w="80"/>
-              <w:bottom w:type="dxa" w:w="40"/>
-              <w:right w:type="dxa" w:w="80"/>
-            </w:tcMar>
-            <w:vAlign w:val="top"/>
-          </w:tcPr>
-          <w:p>
-            <w:pPr>
-              <w:spacing w:line="240"/>
-              <w:jc w:val="left"/>
-            </w:pPr>
-            <w:r>
-              <w:rPr>
-                <w:rFonts w:ascii="Times New Roman" w:cs="Times New Roman" w:eastAsia="Times New Roman" w:hAnsi="Times New Roman"/>
-                <w:sz w:val="22"/>
-                <w:szCs w:val="22"/>
-              </w:rPr>
-              <w:t xml:space="preserve">Демонстрирующий в поведении сформированность экологической культуры на основе понимания влияния социально-экономических процессов на природу, в том числе на глобальном уровне, ответственность за действия в природной среде.</w:t>
-            </w:r>
-          </w:p>
-        </w:tc>
-        <w:tc>
-          <w:tcPr>
-            <w:tcW w:type="dxa" w:w="3969"/>
-            <w:tcMar>
-              <w:top w:type="dxa" w:w="40"/>
-              <w:left w:type="dxa" w:w="80"/>
-              <w:bottom w:type="dxa" w:w="40"/>
-              <w:right w:type="dxa" w:w="80"/>
-            </w:tcMar>
-            <w:vAlign w:val="top"/>
-          </w:tcPr>
-          <w:p>
-            <w:pPr>
-              <w:spacing w:line="240"/>
-              <w:jc w:val="left"/>
-            </w:pPr>
-            <w:r>
-              <w:rPr>
-                <w:rFonts w:ascii="Times New Roman" w:cs="Times New Roman" w:eastAsia="Times New Roman" w:hAnsi="Times New Roman"/>
-                <w:sz w:val="22"/>
-                <w:szCs w:val="22"/>
-              </w:rPr>
               <w:t xml:space="preserve">ОК 07: МДК.03.01 — бережное использование оргтехники и расходных материалов на практических работах № 1–6; УП.03 — тема 2: организация рабочего места секретаря</w:t>
-            </w:r>
-          </w:p>
-        </w:tc>
-      </w:tr>
-      <w:tr>
-        <w:tc>
-          <w:tcPr>
-            <w:tcW w:type="dxa" w:w="1247"/>
-            <w:tcMar>
-              <w:top w:type="dxa" w:w="40"/>
-              <w:left w:type="dxa" w:w="80"/>
-              <w:bottom w:type="dxa" w:w="40"/>
-              <w:right w:type="dxa" w:w="80"/>
-            </w:tcMar>
-            <w:vAlign w:val="top"/>
-          </w:tcPr>
-          <w:p>
-            <w:pPr>
-              <w:spacing w:line="240"/>
-              <w:jc w:val="left"/>
-            </w:pPr>
-            <w:r>
-              <w:rPr>
-                <w:rFonts w:ascii="Times New Roman" w:cs="Times New Roman" w:eastAsia="Times New Roman" w:hAnsi="Times New Roman"/>
-                <w:sz w:val="22"/>
-                <w:szCs w:val="22"/>
-              </w:rPr>
-              <w:t xml:space="preserve">ЛР 34</w:t>
-            </w:r>
-          </w:p>
-        </w:tc>
-        <w:tc>
-          <w:tcPr>
-            <w:tcW w:type="dxa" w:w="4138"/>
-            <w:tcMar>
-              <w:top w:type="dxa" w:w="40"/>
-              <w:left w:type="dxa" w:w="80"/>
-              <w:bottom w:type="dxa" w:w="40"/>
-              <w:right w:type="dxa" w:w="80"/>
-            </w:tcMar>
-            <w:vAlign w:val="top"/>
-          </w:tcPr>
-          <w:p>
-            <w:pPr>
-              <w:spacing w:line="240"/>
-              <w:jc w:val="left"/>
-            </w:pPr>
-            <w:r>
-              <w:rPr>
-                <w:rFonts w:ascii="Times New Roman" w:cs="Times New Roman" w:eastAsia="Times New Roman" w:hAnsi="Times New Roman"/>
-                <w:sz w:val="22"/>
-                <w:szCs w:val="22"/>
-              </w:rPr>
-              <w:t xml:space="preserve">Выражающий деятельное неприятие действий, приносящих вред природе, содействующий сохранению и защите окружающей среды.</w:t>
-            </w:r>
-          </w:p>
-        </w:tc>
-        <w:tc>
-          <w:tcPr>
-            <w:tcW w:type="dxa" w:w="3969"/>
-            <w:tcMar>
-              <w:top w:type="dxa" w:w="40"/>
-              <w:left w:type="dxa" w:w="80"/>
-              <w:bottom w:type="dxa" w:w="40"/>
-              <w:right w:type="dxa" w:w="80"/>
-            </w:tcMar>
-            <w:vAlign w:val="top"/>
-          </w:tcPr>
-          <w:p>
-            <w:pPr>
-              <w:spacing w:line="240"/>
-              <w:jc w:val="left"/>
-            </w:pPr>
-            <w:r>
-              <w:rPr>
-                <w:rFonts w:ascii="Times New Roman" w:cs="Times New Roman" w:eastAsia="Times New Roman" w:hAnsi="Times New Roman"/>
-                <w:sz w:val="22"/>
-                <w:szCs w:val="22"/>
-              </w:rPr>
-              <w:t xml:space="preserve">ОК 07: МДК.03.01 — бережное использование оргтехники и расходных материалов на практических работах № 1–6; УП.03 — тема 2: организация рабочего места секретаря</w:t>
-            </w:r>
-          </w:p>
-        </w:tc>
-      </w:tr>
-      <w:tr>
-        <w:tc>
-          <w:tcPr>
-            <w:tcW w:type="dxa" w:w="1247"/>
-            <w:tcMar>
-              <w:top w:type="dxa" w:w="40"/>
-              <w:left w:type="dxa" w:w="80"/>
-              <w:bottom w:type="dxa" w:w="40"/>
-              <w:right w:type="dxa" w:w="80"/>
-            </w:tcMar>
-            <w:vAlign w:val="top"/>
-          </w:tcPr>
-          <w:p>
-            <w:pPr>
-              <w:spacing w:line="240"/>
-              <w:jc w:val="left"/>
-            </w:pPr>
-            <w:r>
-              <w:rPr>
-                <w:rFonts w:ascii="Times New Roman" w:cs="Times New Roman" w:eastAsia="Times New Roman" w:hAnsi="Times New Roman"/>
-                <w:sz w:val="22"/>
-                <w:szCs w:val="22"/>
-              </w:rPr>
-              <w:t xml:space="preserve">ЛР 35</w:t>
-            </w:r>
-          </w:p>
-        </w:tc>
-        <w:tc>
-          <w:tcPr>
-            <w:tcW w:type="dxa" w:w="4138"/>
-            <w:tcMar>
-              <w:top w:type="dxa" w:w="40"/>
-              <w:left w:type="dxa" w:w="80"/>
-              <w:bottom w:type="dxa" w:w="40"/>
-              <w:right w:type="dxa" w:w="80"/>
-            </w:tcMar>
-            <w:vAlign w:val="top"/>
-          </w:tcPr>
-          <w:p>
-            <w:pPr>
-              <w:spacing w:line="240"/>
-              <w:jc w:val="left"/>
-            </w:pPr>
-            <w:r>
-              <w:rPr>
-                <w:rFonts w:ascii="Times New Roman" w:cs="Times New Roman" w:eastAsia="Times New Roman" w:hAnsi="Times New Roman"/>
-                <w:sz w:val="22"/>
-                <w:szCs w:val="22"/>
-              </w:rPr>
-              <w:t xml:space="preserve">Применяющий знания из общеобразовательных и профессиональных дисциплин для разумного, бережливого производства и природопользования, ресурсосбережения в быту, в профессиональной среде, общественном пространстве.</w:t>
-            </w:r>
-          </w:p>
-        </w:tc>
-        <w:tc>
-          <w:tcPr>
-            <w:tcW w:type="dxa" w:w="3969"/>
-            <w:tcMar>
-              <w:top w:type="dxa" w:w="40"/>
-              <w:left w:type="dxa" w:w="80"/>
-              <w:bottom w:type="dxa" w:w="40"/>
-              <w:right w:type="dxa" w:w="80"/>
-            </w:tcMar>
-            <w:vAlign w:val="top"/>
-          </w:tcPr>
-          <w:p>
-            <w:pPr>
-              <w:spacing w:line="240"/>
-              <w:jc w:val="left"/>
-            </w:pPr>
-            <w:r>
-              <w:rPr>
-                <w:rFonts w:ascii="Times New Roman" w:cs="Times New Roman" w:eastAsia="Times New Roman" w:hAnsi="Times New Roman"/>
-                <w:sz w:val="22"/>
-                <w:szCs w:val="22"/>
-              </w:rPr>
-              <w:t xml:space="preserve">ОК 07: МДК.03.01 — бережное использование оргтехники и расходных материалов на практических работах № 1–6; УП.03 — тема 2: организация рабочего места секретаря</w:t>
-            </w:r>
-          </w:p>
-        </w:tc>
-      </w:tr>
-      <w:tr>
-        <w:tc>
-          <w:tcPr>
-            <w:tcW w:type="dxa" w:w="1247"/>
-            <w:tcMar>
-              <w:top w:type="dxa" w:w="40"/>
-              <w:left w:type="dxa" w:w="80"/>
-              <w:bottom w:type="dxa" w:w="40"/>
-              <w:right w:type="dxa" w:w="80"/>
-            </w:tcMar>
-            <w:vAlign w:val="top"/>
-          </w:tcPr>
-          <w:p>
-            <w:pPr>
-              <w:spacing w:line="240"/>
-              <w:jc w:val="left"/>
-            </w:pPr>
-            <w:r>
-              <w:rPr>
-                <w:rFonts w:ascii="Times New Roman" w:cs="Times New Roman" w:eastAsia="Times New Roman" w:hAnsi="Times New Roman"/>
-                <w:sz w:val="22"/>
-                <w:szCs w:val="22"/>
-              </w:rPr>
-              <w:t xml:space="preserve">ЛР 36</w:t>
-            </w:r>
-          </w:p>
-        </w:tc>
-        <w:tc>
-          <w:tcPr>
-            <w:tcW w:type="dxa" w:w="4138"/>
-            <w:tcMar>
-              <w:top w:type="dxa" w:w="40"/>
-              <w:left w:type="dxa" w:w="80"/>
-              <w:bottom w:type="dxa" w:w="40"/>
-              <w:right w:type="dxa" w:w="80"/>
-            </w:tcMar>
-            <w:vAlign w:val="top"/>
-          </w:tcPr>
-          <w:p>
-            <w:pPr>
-              <w:spacing w:line="240"/>
-              <w:jc w:val="left"/>
-            </w:pPr>
-            <w:r>
-              <w:rPr>
-                <w:rFonts w:ascii="Times New Roman" w:cs="Times New Roman" w:eastAsia="Times New Roman" w:hAnsi="Times New Roman"/>
-                <w:sz w:val="22"/>
-                <w:szCs w:val="22"/>
-              </w:rPr>
-              <w:t xml:space="preserve">Имеющий и развивающий опыт экологически направленной, природоохранной, ресурсосберегающей деятельности, в том числе в рамках выбранной специальности, способствующий его приобретению другими людьми</w:t>
-            </w:r>
-          </w:p>
-        </w:tc>
-        <w:tc>
-          <w:tcPr>
-            <w:tcW w:type="dxa" w:w="3969"/>
-            <w:tcMar>
-              <w:top w:type="dxa" w:w="40"/>
-              <w:left w:type="dxa" w:w="80"/>
-              <w:bottom w:type="dxa" w:w="40"/>
-              <w:right w:type="dxa" w:w="80"/>
-            </w:tcMar>
-            <w:vAlign w:val="top"/>
-          </w:tcPr>
-          <w:p>
-            <w:pPr>
-              <w:spacing w:line="240"/>
-              <w:jc w:val="left"/>
-            </w:pPr>
-            <w:r>
-              <w:rPr>
-                <w:rFonts w:ascii="Times New Roman" w:cs="Times New Roman" w:eastAsia="Times New Roman" w:hAnsi="Times New Roman"/>
-                <w:sz w:val="22"/>
-                <w:szCs w:val="22"/>
-              </w:rPr>
-              <w:t xml:space="preserve">ОК 07: МДК.03.01 — бережное использование оргтехники и расходных материалов на практических работах № 1–6; УП.03 — тема 2: организация рабочего места секретаря</w:t>
-            </w:r>
-          </w:p>
-        </w:tc>
-      </w:tr>
-      <w:tr>
-        <w:tc>
-          <w:tcPr>
-            <w:tcW w:type="dxa" w:w="1247"/>
-            <w:tcMar>
-              <w:top w:type="dxa" w:w="40"/>
-              <w:left w:type="dxa" w:w="80"/>
-              <w:bottom w:type="dxa" w:w="40"/>
-              <w:right w:type="dxa" w:w="80"/>
-            </w:tcMar>
-            <w:vAlign w:val="top"/>
-          </w:tcPr>
-          <w:p>
-            <w:pPr>
-              <w:spacing w:line="240"/>
-              <w:jc w:val="left"/>
-            </w:pPr>
-            <w:r>
-              <w:rPr>
-                <w:rFonts w:ascii="Times New Roman" w:cs="Times New Roman" w:eastAsia="Times New Roman" w:hAnsi="Times New Roman"/>
-                <w:sz w:val="22"/>
-                <w:szCs w:val="22"/>
-              </w:rPr>
-              <w:t xml:space="preserve">ЛР 37</w:t>
-            </w:r>
-          </w:p>
-        </w:tc>
-        <w:tc>
-          <w:tcPr>
-            <w:tcW w:type="dxa" w:w="4138"/>
-            <w:tcMar>
-              <w:top w:type="dxa" w:w="40"/>
-              <w:left w:type="dxa" w:w="80"/>
-              <w:bottom w:type="dxa" w:w="40"/>
-              <w:right w:type="dxa" w:w="80"/>
-            </w:tcMar>
-            <w:vAlign w:val="top"/>
-          </w:tcPr>
-          <w:p>
-            <w:pPr>
-              <w:spacing w:line="240"/>
-              <w:jc w:val="left"/>
-            </w:pPr>
-            <w:r>
-              <w:rPr>
-                <w:rFonts w:ascii="Times New Roman" w:cs="Times New Roman" w:eastAsia="Times New Roman" w:hAnsi="Times New Roman"/>
-                <w:sz w:val="22"/>
-                <w:szCs w:val="22"/>
-              </w:rPr>
-              <w:t xml:space="preserve">Деятельно выражающий познавательные интересы в разных предметных областях с учётом своих интересов, способностей, достижений, выбранного направления профессионального образования и подготовки.</w:t>
-            </w:r>
-          </w:p>
-        </w:tc>
-        <w:tc>
-          <w:tcPr>
-            <w:tcW w:type="dxa" w:w="3969"/>
-            <w:tcMar>
-              <w:top w:type="dxa" w:w="40"/>
-              <w:left w:type="dxa" w:w="80"/>
-              <w:bottom w:type="dxa" w:w="40"/>
-              <w:right w:type="dxa" w:w="80"/>
-            </w:tcMar>
-            <w:vAlign w:val="top"/>
-          </w:tcPr>
-          <w:p>
-            <w:pPr>
-              <w:spacing w:line="240"/>
-              <w:jc w:val="left"/>
-            </w:pPr>
-            <w:r>
-              <w:rPr>
-                <w:rFonts w:ascii="Times New Roman" w:cs="Times New Roman" w:eastAsia="Times New Roman" w:hAnsi="Times New Roman"/>
-                <w:sz w:val="22"/>
-                <w:szCs w:val="22"/>
-              </w:rPr>
-              <w:t xml:space="preserve">кураторские часы, воспитательные мероприятия техникума; наблюдение за участием студентов в мероприятиях трудовой направленности; характеристика руководителя учебной практики</w:t>
             </w:r>
           </w:p>
         </w:tc>
